--- a/project/kepegawaian/surat keterangan kepegawaian/surat4.docx
+++ b/project/kepegawaian/surat keterangan kepegawaian/surat4.docx
@@ -1,6 +1,6 @@
 
 <file path=word/document.xml><?xml version="1.0" encoding="utf-8"?>
-<w:document xmlns:wpc="http://schemas.microsoft.com/office/word/2010/wordprocessingCanvas" xmlns:cx="http://schemas.microsoft.com/office/drawing/2014/chartex" xmlns:cx1="http://schemas.microsoft.com/office/drawing/2015/9/8/chartex" xmlns:cx2="http://schemas.microsoft.com/office/drawing/2015/10/21/chartex" xmlns:cx3="http://schemas.microsoft.com/office/drawing/2016/5/9/chartex" xmlns:cx4="http://schemas.microsoft.com/office/drawing/2016/5/10/chartex" xmlns:cx5="http://schemas.microsoft.com/office/drawing/2016/5/11/chartex" xmlns:cx6="http://schemas.microsoft.com/office/drawing/2016/5/12/chartex" xmlns:cx7="http://schemas.microsoft.com/office/drawing/2016/5/13/chartex" xmlns:cx8="http://schemas.microsoft.com/office/drawing/2016/5/14/chartex" xmlns:mc="http://schemas.openxmlformats.org/markup-compatibility/2006" xmlns:aink="http://schemas.microsoft.com/office/drawing/2016/ink" xmlns:am3d="http://schemas.microsoft.com/office/drawing/2017/model3d" xmlns:o="urn:schemas-microsoft-com:office:office" xmlns:oel="http://schemas.microsoft.com/office/2019/extlst" xmlns:r="http://schemas.openxmlformats.org/officeDocument/2006/relationships" xmlns:m="http://schemas.openxmlformats.org/officeDocument/2006/math" xmlns:v="urn:schemas-microsoft-com:vml" xmlns:wp14="http://schemas.microsoft.com/office/word/2010/wordprocessingDrawing" xmlns:wp="http://schemas.openxmlformats.org/drawingml/2006/wordprocessingDrawing" xmlns:w10="urn:schemas-microsoft-com:office:word" xmlns:w="http://schemas.openxmlformats.org/wordprocessingml/2006/main" xmlns:w14="http://schemas.microsoft.com/office/word/2010/wordml" xmlns:w15="http://schemas.microsoft.com/office/word/2012/wordml" xmlns:w16cex="http://schemas.microsoft.com/office/word/2018/wordml/cex" xmlns:w16cid="http://schemas.microsoft.com/office/word/2016/wordml/cid" xmlns:w16="http://schemas.microsoft.com/office/word/2018/wordml" xmlns:w16du="http://schemas.microsoft.com/office/word/2023/wordml/word16du" xmlns:w16sdtdh="http://schemas.microsoft.com/office/word/2020/wordml/sdtdatahash" xmlns:w16se="http://schemas.microsoft.com/office/word/2015/wordml/symex" xmlns:wpg="http://schemas.microsoft.com/office/word/2010/wordprocessingGroup" xmlns:wpi="http://schemas.microsoft.com/office/word/2010/wordprocessingInk" xmlns:wne="http://schemas.microsoft.com/office/word/2006/wordml" xmlns:wps="http://schemas.microsoft.com/office/word/2010/wordprocessingShape" mc:Ignorable="w14 w15 w16se w16cid w16 w16cex w16sdtdh w16du wp14">
+<w:document xmlns:wpc="http://schemas.microsoft.com/office/word/2010/wordprocessingCanvas" xmlns:cx="http://schemas.microsoft.com/office/drawing/2014/chartex" xmlns:cx1="http://schemas.microsoft.com/office/drawing/2015/9/8/chartex" xmlns:cx2="http://schemas.microsoft.com/office/drawing/2015/10/21/chartex" xmlns:cx3="http://schemas.microsoft.com/office/drawing/2016/5/9/chartex" xmlns:cx4="http://schemas.microsoft.com/office/drawing/2016/5/10/chartex" xmlns:cx5="http://schemas.microsoft.com/office/drawing/2016/5/11/chartex" xmlns:cx6="http://schemas.microsoft.com/office/drawing/2016/5/12/chartex" xmlns:cx7="http://schemas.microsoft.com/office/drawing/2016/5/13/chartex" xmlns:cx8="http://schemas.microsoft.com/office/drawing/2016/5/14/chartex" xmlns:mc="http://schemas.openxmlformats.org/markup-compatibility/2006" xmlns:aink="http://schemas.microsoft.com/office/drawing/2016/ink" xmlns:am3d="http://schemas.microsoft.com/office/drawing/2017/model3d" xmlns:o="urn:schemas-microsoft-com:office:office" xmlns:oel="http://schemas.microsoft.com/office/2019/extlst" xmlns:r="http://schemas.openxmlformats.org/officeDocument/2006/relationships" xmlns:m="http://schemas.openxmlformats.org/officeDocument/2006/math" xmlns:v="urn:schemas-microsoft-com:vml" xmlns:wp14="http://schemas.microsoft.com/office/word/2010/wordprocessingDrawing" xmlns:wp="http://schemas.openxmlformats.org/drawingml/2006/wordprocessingDrawing" xmlns:w10="urn:schemas-microsoft-com:office:word" xmlns:w="http://schemas.openxmlformats.org/wordprocessingml/2006/main" xmlns:w14="http://schemas.microsoft.com/office/word/2010/wordml" xmlns:w15="http://schemas.microsoft.com/office/word/2012/wordml" xmlns:w16cex="http://schemas.microsoft.com/office/word/2018/wordml/cex" xmlns:w16cid="http://schemas.microsoft.com/office/word/2016/wordml/cid" xmlns:w16="http://schemas.microsoft.com/office/word/2018/wordml" xmlns:w16sdtdh="http://schemas.microsoft.com/office/word/2020/wordml/sdtdatahash" xmlns:w16se="http://schemas.microsoft.com/office/word/2015/wordml/symex" xmlns:wpg="http://schemas.microsoft.com/office/word/2010/wordprocessingGroup" xmlns:wpi="http://schemas.microsoft.com/office/word/2010/wordprocessingInk" xmlns:wne="http://schemas.microsoft.com/office/word/2006/wordml" xmlns:wps="http://schemas.microsoft.com/office/word/2010/wordprocessingShape" mc:Ignorable="w14 w15 w16se w16cid w16 w16cex w16sdtdh wp14">
   <w:body>
     <w:p>
       <w:pPr>
@@ -36,26 +36,56 @@
         <w:rPr>
           <w:rFonts w:ascii="Times New Roman" w:hAnsi="Times New Roman" w:cs="Times New Roman"/>
           <w:noProof/>
-          <w:sz w:val="24"/>
-          <w:szCs w:val="24"/>
+          <w:sz w:val="28"/>
+          <w:szCs w:val="28"/>
+          <w:lang w:val="en-US"/>
         </w:rPr>
       </w:pPr>
       <w:r>
         <w:rPr>
           <w:rFonts w:ascii="Times New Roman" w:hAnsi="Times New Roman" w:cs="Times New Roman"/>
           <w:noProof/>
-          <w:sz w:val="24"/>
-          <w:szCs w:val="24"/>
+          <w:sz w:val="28"/>
+          <w:szCs w:val="28"/>
         </w:rPr>
         <w:t xml:space="preserve">Nomor :   </w:t>
       </w:r>
       <w:r>
         <w:rPr>
           <w:rFonts w:ascii="Times New Roman" w:hAnsi="Times New Roman"/>
-          <w:sz w:val="24"/>
-          <w:szCs w:val="24"/>
-        </w:rPr>
-        <w:t xml:space="preserve">     /KET/DIR/III.6.AU/PKUSKH/2024</w:t>
+          <w:sz w:val="28"/>
+          <w:szCs w:val="28"/>
+        </w:rPr>
+        <w:t xml:space="preserve">     /KET/DIR/III.6.AU/PKUSKH/</w:t>
+      </w:r>
+      <w:r>
+        <w:rPr>
+          <w:rFonts w:ascii="Times New Roman" w:hAnsi="Times New Roman"/>
+          <w:sz w:val="28"/>
+          <w:szCs w:val="28"/>
+          <w:lang w:val="en-US"/>
+        </w:rPr>
+        <w:t>${</w:t>
+      </w:r>
+      <w:proofErr w:type="spellStart"/>
+      <w:r>
+        <w:rPr>
+          <w:rFonts w:ascii="Times New Roman" w:hAnsi="Times New Roman"/>
+          <w:sz w:val="28"/>
+          <w:szCs w:val="28"/>
+          <w:lang w:val="en-US"/>
+        </w:rPr>
+        <w:t>th_surat</w:t>
+      </w:r>
+      <w:proofErr w:type="spellEnd"/>
+      <w:r>
+        <w:rPr>
+          <w:rFonts w:ascii="Times New Roman" w:hAnsi="Times New Roman"/>
+          <w:sz w:val="28"/>
+          <w:szCs w:val="28"/>
+          <w:lang w:val="en-US"/>
+        </w:rPr>
+        <w:t>}</w:t>
       </w:r>
     </w:p>
     <w:p>
@@ -183,7 +213,7 @@
     <w:p>
       <w:pPr>
         <w:spacing w:after="0" w:line="360" w:lineRule="auto"/>
-        <w:ind w:left="284"/>
+        <w:ind w:left="567" w:right="567"/>
         <w:jc w:val="both"/>
         <w:rPr>
           <w:rFonts w:ascii="Times New Roman" w:hAnsi="Times New Roman"/>
@@ -199,27 +229,30 @@
         </w:rPr>
         <w:t xml:space="preserve">Yang bertandatangan dibawah ini </w:t>
       </w:r>
+      <w:bookmarkStart w:id="0" w:name="_Hlk188013240"/>
     </w:p>
     <w:p>
       <w:pPr>
         <w:tabs>
-          <w:tab w:val="left" w:pos="567"/>
+          <w:tab w:val="left" w:pos="3544"/>
         </w:tabs>
         <w:spacing w:after="0" w:line="360" w:lineRule="auto"/>
+        <w:ind w:left="3544" w:right="567" w:hanging="2977"/>
         <w:jc w:val="both"/>
         <w:rPr>
           <w:rFonts w:ascii="Times New Roman" w:hAnsi="Times New Roman"/>
           <w:sz w:val="24"/>
           <w:szCs w:val="24"/>
-        </w:rPr>
-      </w:pPr>
-      <w:r>
-        <w:rPr>
-          <w:rFonts w:ascii="Times New Roman" w:hAnsi="Times New Roman"/>
-          <w:sz w:val="24"/>
-          <w:szCs w:val="24"/>
-        </w:rPr>
-        <w:t xml:space="preserve">         Nama</w:t>
+          <w:lang w:val="en-US"/>
+        </w:rPr>
+      </w:pPr>
+      <w:r>
+        <w:rPr>
+          <w:rFonts w:ascii="Times New Roman" w:hAnsi="Times New Roman"/>
+          <w:sz w:val="24"/>
+          <w:szCs w:val="24"/>
+        </w:rPr>
+        <w:t xml:space="preserve">    Nama</w:t>
       </w:r>
       <w:r>
         <w:rPr>
@@ -236,30 +269,42 @@
           <w:szCs w:val="24"/>
         </w:rPr>
         <w:tab/>
-        <w:t xml:space="preserve">  </w:t>
-      </w:r>
-      <w:r>
-        <w:rPr>
-          <w:rFonts w:ascii="Times New Roman" w:hAnsi="Times New Roman"/>
-          <w:sz w:val="24"/>
-          <w:szCs w:val="24"/>
-        </w:rPr>
-        <w:tab/>
-      </w:r>
-      <w:r>
-        <w:rPr>
-          <w:rFonts w:ascii="Times New Roman" w:hAnsi="Times New Roman"/>
-          <w:sz w:val="24"/>
-          <w:szCs w:val="24"/>
-        </w:rPr>
-        <w:tab/>
-        <w:t>: dr. Indarto, M.Si., M.M</w:t>
+        <w:t xml:space="preserve">: </w:t>
+      </w:r>
+      <w:r>
+        <w:rPr>
+          <w:rFonts w:ascii="Times New Roman" w:hAnsi="Times New Roman"/>
+          <w:sz w:val="24"/>
+          <w:szCs w:val="24"/>
+          <w:lang w:val="en-US"/>
+        </w:rPr>
+        <w:t>${</w:t>
+      </w:r>
+      <w:proofErr w:type="spellStart"/>
+      <w:r>
+        <w:rPr>
+          <w:rFonts w:ascii="Times New Roman" w:hAnsi="Times New Roman"/>
+          <w:sz w:val="24"/>
+          <w:szCs w:val="24"/>
+          <w:lang w:val="en-US"/>
+        </w:rPr>
+        <w:t>nama_direktur</w:t>
+      </w:r>
+      <w:proofErr w:type="spellEnd"/>
+      <w:r>
+        <w:rPr>
+          <w:rFonts w:ascii="Times New Roman" w:hAnsi="Times New Roman"/>
+          <w:sz w:val="24"/>
+          <w:szCs w:val="24"/>
+          <w:lang w:val="en-US"/>
+        </w:rPr>
+        <w:t>}</w:t>
       </w:r>
     </w:p>
     <w:p>
       <w:pPr>
         <w:spacing w:after="0" w:line="360" w:lineRule="auto"/>
-        <w:ind w:left="284"/>
+        <w:ind w:left="3544" w:right="567" w:hanging="2977"/>
         <w:jc w:val="both"/>
         <w:rPr>
           <w:rFonts w:ascii="Times New Roman" w:hAnsi="Times New Roman"/>
@@ -290,32 +335,65 @@
           <w:szCs w:val="24"/>
         </w:rPr>
         <w:tab/>
-      </w:r>
-      <w:r>
-        <w:rPr>
-          <w:rFonts w:ascii="Times New Roman" w:hAnsi="Times New Roman"/>
-          <w:sz w:val="24"/>
-          <w:szCs w:val="24"/>
-        </w:rPr>
-        <w:tab/>
-      </w:r>
-      <w:r>
-        <w:rPr>
-          <w:rFonts w:ascii="Times New Roman" w:hAnsi="Times New Roman"/>
-          <w:sz w:val="24"/>
-          <w:szCs w:val="24"/>
-        </w:rPr>
-        <w:tab/>
-        <w:t>: Direktur Utama Rumah Sakit PKU Muhammadiyah Sukoharjo</w:t>
+        <w:t xml:space="preserve">: </w:t>
+      </w:r>
+      <w:r>
+        <w:rPr>
+          <w:rFonts w:ascii="Times New Roman" w:hAnsi="Times New Roman"/>
+          <w:sz w:val="24"/>
+          <w:szCs w:val="24"/>
+          <w:lang w:val="en-US"/>
+        </w:rPr>
+        <w:t>${</w:t>
+      </w:r>
+      <w:proofErr w:type="spellStart"/>
+      <w:r>
+        <w:rPr>
+          <w:rFonts w:ascii="Times New Roman" w:hAnsi="Times New Roman"/>
+          <w:sz w:val="24"/>
+          <w:szCs w:val="24"/>
+          <w:lang w:val="en-US"/>
+        </w:rPr>
+        <w:t>jabatan_direktur</w:t>
+      </w:r>
+      <w:proofErr w:type="spellEnd"/>
+      <w:r>
+        <w:rPr>
+          <w:rFonts w:ascii="Times New Roman" w:hAnsi="Times New Roman"/>
+          <w:sz w:val="24"/>
+          <w:szCs w:val="24"/>
+          <w:lang w:val="en-US"/>
+        </w:rPr>
+        <w:t>} ${</w:t>
+      </w:r>
+      <w:proofErr w:type="spellStart"/>
+      <w:r>
+        <w:rPr>
+          <w:rFonts w:ascii="Times New Roman" w:hAnsi="Times New Roman"/>
+          <w:sz w:val="24"/>
+          <w:szCs w:val="24"/>
+          <w:lang w:val="en-US"/>
+        </w:rPr>
+        <w:t>nama_rs</w:t>
+      </w:r>
+      <w:proofErr w:type="spellEnd"/>
+      <w:r>
+        <w:rPr>
+          <w:rFonts w:ascii="Times New Roman" w:hAnsi="Times New Roman"/>
+          <w:sz w:val="24"/>
+          <w:szCs w:val="24"/>
+          <w:lang w:val="en-US"/>
+        </w:rPr>
+        <w:t>}</w:t>
       </w:r>
     </w:p>
     <w:p>
       <w:pPr>
         <w:tabs>
-          <w:tab w:val="left" w:pos="567"/>
+          <w:tab w:val="left" w:pos="3544"/>
         </w:tabs>
         <w:spacing w:after="0" w:line="360" w:lineRule="auto"/>
-        <w:ind w:left="284"/>
+        <w:ind w:left="3544" w:right="567" w:hanging="2977"/>
         <w:jc w:val="both"/>
         <w:rPr>
           <w:rFonts w:ascii="Times New Roman" w:hAnsi="Times New Roman"/>
@@ -346,6 +424,61 @@
           <w:szCs w:val="24"/>
         </w:rPr>
         <w:tab/>
+        <w:t xml:space="preserve">: </w:t>
+      </w:r>
+      <w:r>
+        <w:rPr>
+          <w:rFonts w:ascii="Times New Roman" w:hAnsi="Times New Roman"/>
+          <w:sz w:val="24"/>
+          <w:szCs w:val="24"/>
+          <w:lang w:val="en-US"/>
+        </w:rPr>
+        <w:t>${</w:t>
+      </w:r>
+      <w:proofErr w:type="spellStart"/>
+      <w:r>
+        <w:rPr>
+          <w:rFonts w:ascii="Times New Roman" w:hAnsi="Times New Roman"/>
+          <w:sz w:val="24"/>
+          <w:szCs w:val="24"/>
+          <w:lang w:val="en-US"/>
+        </w:rPr>
+        <w:t>alamat_rs</w:t>
+      </w:r>
+      <w:proofErr w:type="spellEnd"/>
+      <w:r>
+        <w:rPr>
+          <w:rFonts w:ascii="Times New Roman" w:hAnsi="Times New Roman"/>
+          <w:sz w:val="24"/>
+          <w:szCs w:val="24"/>
+          <w:lang w:val="en-US"/>
+        </w:rPr>
+        <w:t>}</w:t>
+      </w:r>
+      <w:bookmarkStart w:id="1" w:name="_Hlk188013061"/>
+    </w:p>
+    <w:bookmarkEnd w:id="0"/>
+    <w:p>
+      <w:pPr>
+        <w:tabs>
+          <w:tab w:val="left" w:pos="3544"/>
+        </w:tabs>
+        <w:spacing w:after="0" w:line="360" w:lineRule="auto"/>
+        <w:ind w:left="567" w:right="567"/>
+        <w:jc w:val="both"/>
+        <w:rPr>
+          <w:rFonts w:ascii="Times New Roman" w:hAnsi="Times New Roman"/>
+          <w:sz w:val="24"/>
+          <w:szCs w:val="24"/>
+        </w:rPr>
+      </w:pPr>
+      <w:r>
+        <w:rPr>
+          <w:rFonts w:ascii="Times New Roman" w:hAnsi="Times New Roman"/>
+          <w:sz w:val="24"/>
+          <w:szCs w:val="24"/>
+        </w:rPr>
+        <w:t>Menerangkan bahwa</w:t>
       </w:r>
       <w:r>
         <w:rPr>
@@ -362,13 +495,16 @@
           <w:szCs w:val="24"/>
         </w:rPr>
         <w:tab/>
-        <w:t>: Jl. Mayor Sunaryo No. 37, Sukoharjo</w:t>
+        <w:t>:</w:t>
       </w:r>
     </w:p>
     <w:p>
       <w:pPr>
+        <w:tabs>
+          <w:tab w:val="left" w:pos="3544"/>
+        </w:tabs>
         <w:spacing w:after="0" w:line="360" w:lineRule="auto"/>
-        <w:ind w:left="284"/>
+        <w:ind w:left="3544" w:right="567" w:hanging="2693"/>
         <w:jc w:val="both"/>
         <w:rPr>
           <w:rFonts w:ascii="Times New Roman" w:hAnsi="Times New Roman"/>
@@ -382,7 +518,7 @@
           <w:sz w:val="24"/>
           <w:szCs w:val="24"/>
         </w:rPr>
-        <w:t>Menerangkan bahwa</w:t>
+        <w:t>Nama</w:t>
       </w:r>
       <w:r>
         <w:rPr>
@@ -399,11 +535,45 @@
           <w:szCs w:val="24"/>
         </w:rPr>
         <w:tab/>
-        <w:t>:</w:t>
+        <w:t xml:space="preserve">: </w:t>
+      </w:r>
+      <w:r>
+        <w:rPr>
+          <w:rFonts w:ascii="Times New Roman" w:hAnsi="Times New Roman"/>
+          <w:sz w:val="24"/>
+          <w:szCs w:val="24"/>
+          <w:lang w:val="en-US"/>
+        </w:rPr>
+        <w:t>${</w:t>
+      </w:r>
+      <w:proofErr w:type="spellStart"/>
+      <w:r>
+        <w:rPr>
+          <w:rFonts w:ascii="Times New Roman" w:hAnsi="Times New Roman"/>
+          <w:sz w:val="24"/>
+          <w:szCs w:val="24"/>
+          <w:lang w:val="en-US"/>
+        </w:rPr>
+        <w:t>pegawai_nama</w:t>
+      </w:r>
+      <w:proofErr w:type="spellEnd"/>
+      <w:r>
+        <w:rPr>
+          <w:rFonts w:ascii="Times New Roman" w:hAnsi="Times New Roman"/>
+          <w:sz w:val="24"/>
+          <w:szCs w:val="24"/>
+          <w:lang w:val="en-US"/>
+        </w:rPr>
+        <w:t>}</w:t>
       </w:r>
     </w:p>
     <w:p>
       <w:pPr>
+        <w:tabs>
+          <w:tab w:val="left" w:pos="3544"/>
+        </w:tabs>
+        <w:spacing w:after="0" w:line="360" w:lineRule="auto"/>
+        <w:ind w:left="3544" w:right="567" w:hanging="2693"/>
         <w:jc w:val="both"/>
         <w:rPr>
           <w:rFonts w:ascii="Times New Roman" w:hAnsi="Times New Roman"/>
@@ -417,40 +587,7 @@
           <w:sz w:val="24"/>
           <w:szCs w:val="24"/>
         </w:rPr>
-        <w:t xml:space="preserve">   </w:t>
-      </w:r>
-      <w:r>
-        <w:rPr>
-          <w:rFonts w:ascii="Times New Roman" w:hAnsi="Times New Roman"/>
-          <w:sz w:val="24"/>
-          <w:szCs w:val="24"/>
-          <w:lang w:val="en-US"/>
-        </w:rPr>
-        <w:t xml:space="preserve">      </w:t>
-      </w:r>
-      <w:r>
-        <w:rPr>
-          <w:rFonts w:ascii="Times New Roman" w:hAnsi="Times New Roman"/>
-          <w:sz w:val="24"/>
-          <w:szCs w:val="24"/>
-        </w:rPr>
-        <w:t xml:space="preserve">Nama </w:t>
-      </w:r>
-      <w:r>
-        <w:rPr>
-          <w:rFonts w:ascii="Times New Roman" w:hAnsi="Times New Roman"/>
-          <w:sz w:val="24"/>
-          <w:szCs w:val="24"/>
-        </w:rPr>
-        <w:tab/>
-      </w:r>
-      <w:r>
-        <w:rPr>
-          <w:rFonts w:ascii="Times New Roman" w:hAnsi="Times New Roman"/>
-          <w:sz w:val="24"/>
-          <w:szCs w:val="24"/>
-        </w:rPr>
-        <w:tab/>
+        <w:t>Tempat Tgl. Lahir</w:t>
       </w:r>
       <w:r>
         <w:rPr>
@@ -474,12 +611,35 @@
           <w:rFonts w:ascii="Times New Roman" w:hAnsi="Times New Roman"/>
           <w:sz w:val="24"/>
           <w:szCs w:val="24"/>
-        </w:rPr>
-        <w:t>Arga Damayanti Ramadhan, S.E</w:t>
+          <w:lang w:val="en-US"/>
+        </w:rPr>
+        <w:t>${</w:t>
+      </w:r>
+      <w:proofErr w:type="spellStart"/>
+      <w:r>
+        <w:rPr>
+          <w:rFonts w:ascii="Times New Roman" w:hAnsi="Times New Roman"/>
+          <w:sz w:val="24"/>
+          <w:szCs w:val="24"/>
+          <w:lang w:val="en-US"/>
+        </w:rPr>
+        <w:t>pegawai_ttl</w:t>
+      </w:r>
+      <w:proofErr w:type="spellEnd"/>
+      <w:r>
+        <w:rPr>
+          <w:rFonts w:ascii="Times New Roman" w:hAnsi="Times New Roman"/>
+          <w:sz w:val="24"/>
+          <w:szCs w:val="24"/>
+          <w:lang w:val="en-US"/>
+        </w:rPr>
+        <w:t>}</w:t>
       </w:r>
     </w:p>
     <w:p>
       <w:pPr>
+        <w:spacing w:after="0" w:line="360" w:lineRule="auto"/>
+        <w:ind w:left="3544" w:right="567" w:hanging="2693"/>
         <w:jc w:val="both"/>
         <w:rPr>
           <w:rFonts w:ascii="Times New Roman" w:hAnsi="Times New Roman"/>
@@ -489,20 +649,11 @@
       </w:pPr>
       <w:r>
         <w:rPr>
-          <w:rFonts w:ascii="Times New Roman" w:eastAsia="Times New Roman" w:hAnsi="Times New Roman" w:cs="Times New Roman"/>
-          <w:sz w:val="24"/>
-          <w:szCs w:val="24"/>
-          <w:lang w:val="en-ID" w:eastAsia="en-ID"/>
-        </w:rPr>
-        <w:t xml:space="preserve">        </w:t>
-      </w:r>
-      <w:r>
-        <w:rPr>
-          <w:rFonts w:ascii="Times New Roman" w:hAnsi="Times New Roman"/>
-          <w:sz w:val="24"/>
-          <w:szCs w:val="24"/>
-        </w:rPr>
-        <w:t>Tempat Tgl. lahir</w:t>
+          <w:rFonts w:ascii="Times New Roman" w:hAnsi="Times New Roman"/>
+          <w:sz w:val="24"/>
+          <w:szCs w:val="24"/>
+        </w:rPr>
+        <w:t xml:space="preserve">Pendidikan </w:t>
       </w:r>
       <w:r>
         <w:rPr>
@@ -526,44 +677,49 @@
           <w:rFonts w:ascii="Times New Roman" w:hAnsi="Times New Roman"/>
           <w:sz w:val="24"/>
           <w:szCs w:val="24"/>
-        </w:rPr>
-        <w:t>Sukoharjo, 14 Februari 1996</w:t>
+          <w:lang w:val="en-US"/>
+        </w:rPr>
+        <w:t>${</w:t>
+      </w:r>
+      <w:proofErr w:type="spellStart"/>
+      <w:r>
+        <w:rPr>
+          <w:rFonts w:ascii="Times New Roman" w:hAnsi="Times New Roman"/>
+          <w:sz w:val="24"/>
+          <w:szCs w:val="24"/>
+          <w:lang w:val="en-US"/>
+        </w:rPr>
+        <w:t>pegawai_pendidikan</w:t>
+      </w:r>
+      <w:proofErr w:type="spellEnd"/>
+      <w:r>
+        <w:rPr>
+          <w:rFonts w:ascii="Times New Roman" w:hAnsi="Times New Roman"/>
+          <w:sz w:val="24"/>
+          <w:szCs w:val="24"/>
+          <w:lang w:val="en-US"/>
+        </w:rPr>
+        <w:t>}</w:t>
       </w:r>
     </w:p>
     <w:p>
       <w:pPr>
+        <w:spacing w:after="120" w:line="360" w:lineRule="auto"/>
+        <w:ind w:left="3544" w:right="567" w:hanging="2693"/>
         <w:jc w:val="both"/>
         <w:rPr>
-          <w:rFonts w:ascii="Times New Roman" w:eastAsia="Times New Roman" w:hAnsi="Times New Roman" w:cs="Times New Roman"/>
-          <w:sz w:val="24"/>
-          <w:szCs w:val="24"/>
-          <w:lang w:eastAsia="en-ID"/>
-        </w:rPr>
-      </w:pPr>
-      <w:r>
-        <w:rPr>
-          <w:rFonts w:ascii="Times New Roman" w:hAnsi="Times New Roman"/>
-          <w:sz w:val="24"/>
-          <w:szCs w:val="24"/>
-        </w:rPr>
-        <w:t xml:space="preserve">    </w:t>
-      </w:r>
-      <w:r>
-        <w:rPr>
-          <w:rFonts w:ascii="Times New Roman" w:hAnsi="Times New Roman"/>
-          <w:sz w:val="24"/>
-          <w:szCs w:val="24"/>
-          <w:lang w:val="en-US"/>
-        </w:rPr>
-        <w:t xml:space="preserve">     </w:t>
-      </w:r>
-      <w:r>
-        <w:rPr>
-          <w:rFonts w:ascii="Times New Roman" w:hAnsi="Times New Roman"/>
-          <w:sz w:val="24"/>
-          <w:szCs w:val="24"/>
-        </w:rPr>
-        <w:t xml:space="preserve">Pendidikan </w:t>
+          <w:rFonts w:ascii="Times New Roman" w:hAnsi="Times New Roman"/>
+          <w:sz w:val="24"/>
+          <w:szCs w:val="24"/>
+        </w:rPr>
+      </w:pPr>
+      <w:r>
+        <w:rPr>
+          <w:rFonts w:ascii="Times New Roman" w:hAnsi="Times New Roman"/>
+          <w:sz w:val="24"/>
+          <w:szCs w:val="24"/>
+        </w:rPr>
+        <w:t>Alamat</w:t>
       </w:r>
       <w:r>
         <w:rPr>
@@ -578,100 +734,53 @@
           <w:rFonts w:ascii="Times New Roman" w:hAnsi="Times New Roman"/>
           <w:sz w:val="24"/>
           <w:szCs w:val="24"/>
-        </w:rPr>
-        <w:tab/>
-      </w:r>
-      <w:r>
-        <w:rPr>
-          <w:rFonts w:ascii="Times New Roman" w:hAnsi="Times New Roman"/>
-          <w:sz w:val="24"/>
-          <w:szCs w:val="24"/>
-        </w:rPr>
-        <w:tab/>
-        <w:t>: S1 - Manajemen</w:t>
+          <w:lang w:val="en-US"/>
+        </w:rPr>
+        <w:t xml:space="preserve"> </w:t>
+      </w:r>
+      <w:r>
+        <w:rPr>
+          <w:rFonts w:ascii="Times New Roman" w:hAnsi="Times New Roman"/>
+          <w:sz w:val="24"/>
+          <w:szCs w:val="24"/>
+        </w:rPr>
+        <w:t xml:space="preserve">: </w:t>
+      </w:r>
+      <w:r>
+        <w:rPr>
+          <w:rFonts w:ascii="Times New Roman" w:hAnsi="Times New Roman"/>
+          <w:sz w:val="24"/>
+          <w:szCs w:val="24"/>
+          <w:lang w:val="en-US"/>
+        </w:rPr>
+        <w:t>${</w:t>
+      </w:r>
+      <w:proofErr w:type="spellStart"/>
+      <w:r>
+        <w:rPr>
+          <w:rFonts w:ascii="Times New Roman" w:hAnsi="Times New Roman"/>
+          <w:sz w:val="24"/>
+          <w:szCs w:val="24"/>
+          <w:lang w:val="en-US"/>
+        </w:rPr>
+        <w:t>pegawai_alamat</w:t>
+      </w:r>
+      <w:proofErr w:type="spellEnd"/>
+      <w:r>
+        <w:rPr>
+          <w:rFonts w:ascii="Times New Roman" w:hAnsi="Times New Roman"/>
+          <w:sz w:val="24"/>
+          <w:szCs w:val="24"/>
+          <w:lang w:val="en-US"/>
+        </w:rPr>
+        <w:t>}</w:t>
       </w:r>
     </w:p>
+    <w:bookmarkEnd w:id="1"/>
     <w:p>
       <w:pPr>
-        <w:jc w:val="both"/>
-        <w:rPr>
-          <w:rFonts w:ascii="Times New Roman" w:eastAsia="Times New Roman" w:hAnsi="Times New Roman" w:cs="Times New Roman"/>
-          <w:sz w:val="24"/>
-          <w:szCs w:val="24"/>
-          <w:lang w:eastAsia="en-ID"/>
-        </w:rPr>
-      </w:pPr>
-      <w:r>
-        <w:rPr>
-          <w:rFonts w:ascii="Times New Roman" w:hAnsi="Times New Roman"/>
-          <w:sz w:val="24"/>
-          <w:szCs w:val="24"/>
-        </w:rPr>
-        <w:t xml:space="preserve">  </w:t>
-      </w:r>
-      <w:r>
-        <w:rPr>
-          <w:rFonts w:ascii="Times New Roman" w:hAnsi="Times New Roman"/>
-          <w:sz w:val="24"/>
-          <w:szCs w:val="24"/>
-          <w:lang w:val="en-US"/>
-        </w:rPr>
-        <w:t xml:space="preserve">       </w:t>
-      </w:r>
-      <w:r>
-        <w:rPr>
-          <w:rFonts w:ascii="Times New Roman" w:hAnsi="Times New Roman"/>
-          <w:sz w:val="24"/>
-          <w:szCs w:val="24"/>
-        </w:rPr>
-        <w:t xml:space="preserve">Alamat       </w:t>
-      </w:r>
-      <w:r>
-        <w:rPr>
-          <w:rFonts w:ascii="Times New Roman" w:hAnsi="Times New Roman"/>
-          <w:sz w:val="24"/>
-          <w:szCs w:val="24"/>
-        </w:rPr>
-        <w:tab/>
-      </w:r>
-      <w:r>
-        <w:rPr>
-          <w:rFonts w:ascii="Times New Roman" w:hAnsi="Times New Roman"/>
-          <w:sz w:val="24"/>
-          <w:szCs w:val="24"/>
-        </w:rPr>
-        <w:tab/>
-      </w:r>
-      <w:r>
-        <w:rPr>
-          <w:rFonts w:ascii="Times New Roman" w:hAnsi="Times New Roman"/>
-          <w:sz w:val="24"/>
-          <w:szCs w:val="24"/>
-        </w:rPr>
-        <w:tab/>
-        <w:t>: Jl. Flores RT 004 RW 002</w:t>
-      </w:r>
-      <w:r>
-        <w:rPr>
-          <w:rFonts w:ascii="Times New Roman" w:hAnsi="Times New Roman"/>
-          <w:sz w:val="24"/>
-          <w:szCs w:val="24"/>
-        </w:rPr>
-        <w:t>, Sukoharjo</w:t>
-      </w:r>
-      <w:r>
-        <w:rPr>
-          <w:rFonts w:ascii="Times New Roman" w:hAnsi="Times New Roman"/>
-          <w:sz w:val="24"/>
-          <w:szCs w:val="24"/>
-        </w:rPr>
-        <w:t>, Sukoharjo</w:t>
-      </w:r>
-    </w:p>
-    <w:p>
-      <w:pPr>
         <w:spacing w:line="360" w:lineRule="auto"/>
-        <w:ind w:left="284"/>
+        <w:ind w:left="567" w:right="567"/>
         <w:jc w:val="both"/>
         <w:rPr>
           <w:rFonts w:ascii="Times New Roman" w:eastAsia="Times New Roman" w:hAnsi="Times New Roman" w:cs="Times New Roman"/>
@@ -687,29 +796,8 @@
           <w:color w:val="0D0D0D" w:themeColor="text1" w:themeTint="F2"/>
           <w:sz w:val="24"/>
           <w:szCs w:val="24"/>
-          <w:highlight w:val="yellow"/>
         </w:rPr>
         <w:t xml:space="preserve">Yang bersangkutan benar – benar bekerja sebagai </w:t>
-      </w:r>
-      <w:r>
-        <w:rPr>
-          <w:rFonts w:ascii="Times New Roman" w:eastAsia="Times New Roman" w:hAnsi="Times New Roman" w:cs="Times New Roman"/>
-          <w:sz w:val="24"/>
-          <w:szCs w:val="24"/>
-          <w:highlight w:val="yellow"/>
-          <w:lang w:eastAsia="en-ID"/>
-        </w:rPr>
-        <w:t>Petugas Kasir</w:t>
-      </w:r>
-      <w:r>
-        <w:rPr>
-          <w:rFonts w:ascii="Times New Roman" w:eastAsia="Times New Roman" w:hAnsi="Times New Roman" w:cs="Times New Roman"/>
-          <w:sz w:val="24"/>
-          <w:szCs w:val="24"/>
-          <w:highlight w:val="yellow"/>
-          <w:lang w:val="en-ID" w:eastAsia="en-ID"/>
-        </w:rPr>
-        <w:t xml:space="preserve"> </w:t>
       </w:r>
       <w:r>
         <w:rPr>
@@ -718,10 +806,11 @@
           <w:color w:val="0D0D0D" w:themeColor="text1" w:themeTint="F2"/>
           <w:sz w:val="24"/>
           <w:szCs w:val="24"/>
-          <w:highlight w:val="yellow"/>
-        </w:rPr>
-        <w:t>Rumah Sakit PKU Muhammadiyah Sukoharjo terhitung mulai tanggal 0</w:t>
-      </w:r>
+          <w:lang w:val="en-US"/>
+        </w:rPr>
+        <w:t>${</w:t>
+      </w:r>
+      <w:proofErr w:type="spellStart"/>
       <w:r>
         <w:rPr>
           <w:rFonts w:ascii="Times New Roman" w:hAnsi="Times New Roman" w:cs="Times New Roman"/>
@@ -729,11 +818,11 @@
           <w:color w:val="0D0D0D" w:themeColor="text1" w:themeTint="F2"/>
           <w:sz w:val="24"/>
           <w:szCs w:val="24"/>
-          <w:highlight w:val="yellow"/>
-          <w:lang w:val="en-US"/>
-        </w:rPr>
-        <w:t xml:space="preserve">1 </w:t>
-      </w:r>
+          <w:lang w:val="en-US"/>
+        </w:rPr>
+        <w:t>profesi</w:t>
+      </w:r>
+      <w:proofErr w:type="spellEnd"/>
       <w:r>
         <w:rPr>
           <w:rFonts w:ascii="Times New Roman" w:hAnsi="Times New Roman" w:cs="Times New Roman"/>
@@ -741,9 +830,18 @@
           <w:color w:val="0D0D0D" w:themeColor="text1" w:themeTint="F2"/>
           <w:sz w:val="24"/>
           <w:szCs w:val="24"/>
-          <w:highlight w:val="yellow"/>
-        </w:rPr>
-        <w:t>April 2019</w:t>
+          <w:lang w:val="en-US"/>
+        </w:rPr>
+        <w:t>}</w:t>
+      </w:r>
+      <w:r>
+        <w:rPr>
+          <w:rFonts w:ascii="Times New Roman" w:eastAsia="Times New Roman" w:hAnsi="Times New Roman" w:cs="Times New Roman"/>
+          <w:sz w:val="24"/>
+          <w:szCs w:val="24"/>
+          <w:lang w:val="en-US" w:eastAsia="en-ID"/>
+        </w:rPr>
+        <w:t xml:space="preserve"> </w:t>
       </w:r>
       <w:r>
         <w:rPr>
@@ -752,10 +850,8 @@
           <w:color w:val="0D0D0D" w:themeColor="text1" w:themeTint="F2"/>
           <w:sz w:val="24"/>
           <w:szCs w:val="24"/>
-          <w:highlight w:val="yellow"/>
-          <w:lang w:val="en-US"/>
-        </w:rPr>
-        <w:t xml:space="preserve"> </w:t>
+        </w:rPr>
+        <w:t xml:space="preserve">Rumah Sakit PKU Muhammadiyah Sukoharjo terhitung mulai tanggal </w:t>
       </w:r>
       <w:r>
         <w:rPr>
@@ -764,10 +860,11 @@
           <w:color w:val="0D0D0D" w:themeColor="text1" w:themeTint="F2"/>
           <w:sz w:val="24"/>
           <w:szCs w:val="24"/>
-          <w:highlight w:val="yellow"/>
-        </w:rPr>
-        <w:t>sampai dengan 01 Maret 2024</w:t>
-      </w:r>
+          <w:lang w:val="en-US"/>
+        </w:rPr>
+        <w:t>${</w:t>
+      </w:r>
+      <w:proofErr w:type="spellStart"/>
       <w:r>
         <w:rPr>
           <w:rFonts w:ascii="Times New Roman" w:hAnsi="Times New Roman" w:cs="Times New Roman"/>
@@ -775,12 +872,11 @@
           <w:color w:val="0D0D0D" w:themeColor="text1" w:themeTint="F2"/>
           <w:sz w:val="24"/>
           <w:szCs w:val="24"/>
-          <w:highlight w:val="yellow"/>
-          <w:lang w:val="en-US"/>
-        </w:rPr>
-        <w:t xml:space="preserve"> </w:t>
-      </w:r>
-      <w:proofErr w:type="spellStart"/>
+          <w:lang w:val="en-US"/>
+        </w:rPr>
+        <w:t>pegawai_tmt</w:t>
+      </w:r>
+      <w:proofErr w:type="spellEnd"/>
       <w:r>
         <w:rPr>
           <w:rFonts w:ascii="Times New Roman" w:hAnsi="Times New Roman" w:cs="Times New Roman"/>
@@ -788,12 +884,10 @@
           <w:color w:val="0D0D0D" w:themeColor="text1" w:themeTint="F2"/>
           <w:sz w:val="24"/>
           <w:szCs w:val="24"/>
-          <w:highlight w:val="yellow"/>
-          <w:lang w:val="en-US"/>
-        </w:rPr>
-        <w:t>dengan</w:t>
-      </w:r>
-      <w:proofErr w:type="spellEnd"/>
+          <w:lang w:val="en-US"/>
+        </w:rPr>
+        <w:t>}</w:t>
+      </w:r>
       <w:r>
         <w:rPr>
           <w:rFonts w:ascii="Times New Roman" w:hAnsi="Times New Roman" w:cs="Times New Roman"/>
@@ -801,12 +895,10 @@
           <w:color w:val="0D0D0D" w:themeColor="text1" w:themeTint="F2"/>
           <w:sz w:val="24"/>
           <w:szCs w:val="24"/>
-          <w:highlight w:val="yellow"/>
           <w:lang w:val="en-US"/>
         </w:rPr>
         <w:t xml:space="preserve"> </w:t>
       </w:r>
-      <w:proofErr w:type="spellStart"/>
       <w:r>
         <w:rPr>
           <w:rFonts w:ascii="Times New Roman" w:hAnsi="Times New Roman" w:cs="Times New Roman"/>
@@ -814,12 +906,9 @@
           <w:color w:val="0D0D0D" w:themeColor="text1" w:themeTint="F2"/>
           <w:sz w:val="24"/>
           <w:szCs w:val="24"/>
-          <w:highlight w:val="yellow"/>
-          <w:lang w:val="en-US"/>
-        </w:rPr>
-        <w:t>kinerja</w:t>
-      </w:r>
-      <w:proofErr w:type="spellEnd"/>
+        </w:rPr>
+        <w:t xml:space="preserve">sampai dengan </w:t>
+      </w:r>
       <w:r>
         <w:rPr>
           <w:rFonts w:ascii="Times New Roman" w:hAnsi="Times New Roman" w:cs="Times New Roman"/>
@@ -827,10 +916,9 @@
           <w:color w:val="0D0D0D" w:themeColor="text1" w:themeTint="F2"/>
           <w:sz w:val="24"/>
           <w:szCs w:val="24"/>
-          <w:highlight w:val="yellow"/>
-          <w:lang w:val="en-US"/>
-        </w:rPr>
-        <w:t xml:space="preserve"> yang </w:t>
+          <w:lang w:val="en-US"/>
+        </w:rPr>
+        <w:t>${</w:t>
       </w:r>
       <w:proofErr w:type="spellStart"/>
       <w:r>
@@ -840,10 +928,9 @@
           <w:color w:val="0D0D0D" w:themeColor="text1" w:themeTint="F2"/>
           <w:sz w:val="24"/>
           <w:szCs w:val="24"/>
-          <w:highlight w:val="yellow"/>
-          <w:lang w:val="en-US"/>
-        </w:rPr>
-        <w:t>baik</w:t>
+          <w:lang w:val="en-US"/>
+        </w:rPr>
+        <w:t>pegawai_tat</w:t>
       </w:r>
       <w:proofErr w:type="spellEnd"/>
       <w:r>
@@ -853,9 +940,121 @@
           <w:color w:val="0D0D0D" w:themeColor="text1" w:themeTint="F2"/>
           <w:sz w:val="24"/>
           <w:szCs w:val="24"/>
-          <w:highlight w:val="yellow"/>
+          <w:lang w:val="en-US"/>
+        </w:rPr>
+        <w:t>}</w:t>
+      </w:r>
+      <w:r>
+        <w:rPr>
+          <w:rFonts w:ascii="Times New Roman" w:hAnsi="Times New Roman" w:cs="Times New Roman"/>
+          <w:iCs/>
+          <w:color w:val="0D0D0D" w:themeColor="text1" w:themeTint="F2"/>
+          <w:sz w:val="24"/>
+          <w:szCs w:val="24"/>
+          <w:lang w:val="en-US"/>
+        </w:rPr>
+        <w:t xml:space="preserve"> </w:t>
+      </w:r>
+      <w:proofErr w:type="spellStart"/>
+      <w:r>
+        <w:rPr>
+          <w:rFonts w:ascii="Times New Roman" w:hAnsi="Times New Roman" w:cs="Times New Roman"/>
+          <w:iCs/>
+          <w:color w:val="0D0D0D" w:themeColor="text1" w:themeTint="F2"/>
+          <w:sz w:val="24"/>
+          <w:szCs w:val="24"/>
+          <w:lang w:val="en-US"/>
+        </w:rPr>
+        <w:t>dengan</w:t>
+      </w:r>
+      <w:proofErr w:type="spellEnd"/>
+      <w:r>
+        <w:rPr>
+          <w:rFonts w:ascii="Times New Roman" w:hAnsi="Times New Roman" w:cs="Times New Roman"/>
+          <w:iCs/>
+          <w:color w:val="0D0D0D" w:themeColor="text1" w:themeTint="F2"/>
+          <w:sz w:val="24"/>
+          <w:szCs w:val="24"/>
+          <w:lang w:val="en-US"/>
+        </w:rPr>
+        <w:t xml:space="preserve"> </w:t>
+      </w:r>
+      <w:proofErr w:type="spellStart"/>
+      <w:r>
+        <w:rPr>
+          <w:rFonts w:ascii="Times New Roman" w:hAnsi="Times New Roman" w:cs="Times New Roman"/>
+          <w:iCs/>
+          <w:color w:val="0D0D0D" w:themeColor="text1" w:themeTint="F2"/>
+          <w:sz w:val="24"/>
+          <w:szCs w:val="24"/>
+          <w:lang w:val="en-US"/>
+        </w:rPr>
+        <w:t>kinerja</w:t>
+      </w:r>
+      <w:proofErr w:type="spellEnd"/>
+      <w:r>
+        <w:rPr>
+          <w:rFonts w:ascii="Times New Roman" w:hAnsi="Times New Roman" w:cs="Times New Roman"/>
+          <w:iCs/>
+          <w:color w:val="0D0D0D" w:themeColor="text1" w:themeTint="F2"/>
+          <w:sz w:val="24"/>
+          <w:szCs w:val="24"/>
+          <w:lang w:val="en-US"/>
+        </w:rPr>
+        <w:t xml:space="preserve"> yang </w:t>
+      </w:r>
+      <w:proofErr w:type="spellStart"/>
+      <w:r>
+        <w:rPr>
+          <w:rFonts w:ascii="Times New Roman" w:hAnsi="Times New Roman" w:cs="Times New Roman"/>
+          <w:iCs/>
+          <w:color w:val="0D0D0D" w:themeColor="text1" w:themeTint="F2"/>
+          <w:sz w:val="24"/>
+          <w:szCs w:val="24"/>
+          <w:lang w:val="en-US"/>
+        </w:rPr>
+        <w:t>baik</w:t>
+      </w:r>
+      <w:proofErr w:type="spellEnd"/>
+      <w:r>
+        <w:rPr>
+          <w:rFonts w:ascii="Times New Roman" w:hAnsi="Times New Roman" w:cs="Times New Roman"/>
+          <w:iCs/>
+          <w:color w:val="0D0D0D" w:themeColor="text1" w:themeTint="F2"/>
+          <w:sz w:val="24"/>
+          <w:szCs w:val="24"/>
         </w:rPr>
         <w:t>.</w:t>
+      </w:r>
+    </w:p>
+    <w:p>
+      <w:pPr>
+        <w:spacing w:line="360" w:lineRule="auto"/>
+        <w:ind w:left="567" w:right="567"/>
+        <w:jc w:val="both"/>
+        <w:rPr>
+          <w:rFonts w:ascii="Times New Roman" w:hAnsi="Times New Roman"/>
+          <w:sz w:val="24"/>
+          <w:szCs w:val="24"/>
+        </w:rPr>
+      </w:pPr>
+      <w:r>
+        <w:rPr>
+          <w:rFonts w:ascii="Times New Roman" w:hAnsi="Times New Roman" w:cs="Times New Roman"/>
+          <w:iCs/>
+          <w:color w:val="0D0D0D" w:themeColor="text1" w:themeTint="F2"/>
+          <w:sz w:val="24"/>
+          <w:szCs w:val="24"/>
+        </w:rPr>
+        <w:t xml:space="preserve">Demikian surat keterangan ini dibuat untuk dapat dipergunakan sebagaimana mestinya.  </w:t>
+      </w:r>
+      <w:r>
+        <w:rPr>
+          <w:rFonts w:ascii="Times New Roman" w:hAnsi="Times New Roman"/>
+          <w:sz w:val="24"/>
+          <w:szCs w:val="24"/>
+        </w:rPr>
+        <w:t xml:space="preserve">  </w:t>
       </w:r>
     </w:p>
     <w:p>
@@ -869,155 +1068,157 @@
           <w:szCs w:val="24"/>
         </w:rPr>
       </w:pPr>
-      <w:r>
-        <w:rPr>
-          <w:rFonts w:ascii="Times New Roman" w:hAnsi="Times New Roman" w:cs="Times New Roman"/>
-          <w:iCs/>
-          <w:color w:val="0D0D0D" w:themeColor="text1" w:themeTint="F2"/>
-          <w:sz w:val="24"/>
-          <w:szCs w:val="24"/>
-        </w:rPr>
-        <w:t xml:space="preserve">Demikian surat keterangan ini dibuat untuk dapat dipergunakan sebagaimana mestinya.  </w:t>
-      </w:r>
-      <w:r>
-        <w:rPr>
-          <w:rFonts w:ascii="Times New Roman" w:hAnsi="Times New Roman"/>
-          <w:sz w:val="24"/>
-          <w:szCs w:val="24"/>
-        </w:rPr>
-        <w:t xml:space="preserve">  </w:t>
-      </w:r>
+      <w:bookmarkStart w:id="2" w:name="_Hlk188013099"/>
     </w:p>
     <w:p>
       <w:pPr>
-        <w:spacing w:after="0" w:line="360" w:lineRule="auto"/>
-        <w:ind w:left="284" w:right="709"/>
-        <w:jc w:val="both"/>
-        <w:rPr>
-          <w:rFonts w:ascii="Times New Roman" w:hAnsi="Times New Roman" w:cs="Times New Roman"/>
-          <w:iCs/>
-          <w:color w:val="0D0D0D" w:themeColor="text1" w:themeTint="F2"/>
-          <w:sz w:val="24"/>
-          <w:szCs w:val="24"/>
-        </w:rPr>
-      </w:pPr>
+        <w:spacing w:after="0" w:line="240" w:lineRule="auto"/>
+        <w:ind w:left="5529" w:right="709" w:firstLine="284"/>
+        <w:jc w:val="right"/>
+        <w:rPr>
+          <w:rFonts w:ascii="Times New Roman" w:hAnsi="Times New Roman"/>
+          <w:sz w:val="24"/>
+          <w:szCs w:val="24"/>
+          <w:u w:val="single"/>
+        </w:rPr>
+      </w:pPr>
+      <w:r>
+        <w:rPr>
+          <w:rFonts w:ascii="Times New Roman" w:hAnsi="Times New Roman"/>
+          <w:sz w:val="24"/>
+          <w:szCs w:val="24"/>
+        </w:rPr>
+        <w:t xml:space="preserve">Sukoharjo, </w:t>
+      </w:r>
+      <w:r>
+        <w:rPr>
+          <w:rFonts w:ascii="Times New Roman" w:hAnsi="Times New Roman"/>
+          <w:sz w:val="24"/>
+          <w:szCs w:val="24"/>
+          <w:u w:val="single"/>
+          <w:lang w:val="en-US"/>
+        </w:rPr>
+        <w:t>${</w:t>
+      </w:r>
+      <w:proofErr w:type="spellStart"/>
+      <w:r>
+        <w:rPr>
+          <w:rFonts w:ascii="Times New Roman" w:hAnsi="Times New Roman"/>
+          <w:sz w:val="24"/>
+          <w:szCs w:val="24"/>
+          <w:u w:val="single"/>
+          <w:lang w:val="en-US"/>
+        </w:rPr>
+        <w:t>tgl_surat</w:t>
+      </w:r>
+      <w:proofErr w:type="spellEnd"/>
+      <w:r>
+        <w:rPr>
+          <w:rFonts w:ascii="Times New Roman" w:hAnsi="Times New Roman"/>
+          <w:sz w:val="24"/>
+          <w:szCs w:val="24"/>
+          <w:u w:val="single"/>
+          <w:lang w:val="en-US"/>
+        </w:rPr>
+        <w:t>}</w:t>
+      </w:r>
+      <w:r>
+        <w:rPr>
+          <w:rFonts w:ascii="Times New Roman" w:hAnsi="Times New Roman"/>
+          <w:sz w:val="24"/>
+          <w:szCs w:val="24"/>
+          <w:u w:val="single"/>
+        </w:rPr>
+        <w:t xml:space="preserve">     </w:t>
+      </w:r>
+      <w:r>
+        <w:rPr>
+          <w:rFonts w:ascii="Times New Roman" w:hAnsi="Times New Roman"/>
+          <w:sz w:val="24"/>
+          <w:szCs w:val="24"/>
+          <w:u w:val="single"/>
+        </w:rPr>
+        <w:tab/>
+      </w:r>
+      <w:r>
+        <w:rPr>
+          <w:rFonts w:ascii="Times New Roman" w:hAnsi="Times New Roman"/>
+          <w:sz w:val="24"/>
+          <w:szCs w:val="24"/>
+          <w:u w:val="single"/>
+          <w:lang w:val="en-US"/>
+        </w:rPr>
+        <w:t xml:space="preserve">     </w:t>
+      </w:r>
+      <w:r>
+        <w:rPr>
+          <w:rFonts w:ascii="Times New Roman" w:hAnsi="Times New Roman"/>
+          <w:sz w:val="24"/>
+          <w:szCs w:val="24"/>
+          <w:u w:val="single"/>
+          <w:lang w:val="en-US"/>
+        </w:rPr>
+        <w:t>${</w:t>
+      </w:r>
+      <w:proofErr w:type="spellStart"/>
+      <w:r>
+        <w:rPr>
+          <w:rFonts w:ascii="Times New Roman" w:hAnsi="Times New Roman"/>
+          <w:sz w:val="24"/>
+          <w:szCs w:val="24"/>
+          <w:u w:val="single"/>
+          <w:lang w:val="en-US"/>
+        </w:rPr>
+        <w:t>th_surat</w:t>
+      </w:r>
+      <w:proofErr w:type="spellEnd"/>
+      <w:r>
+        <w:rPr>
+          <w:rFonts w:ascii="Times New Roman" w:hAnsi="Times New Roman"/>
+          <w:sz w:val="24"/>
+          <w:szCs w:val="24"/>
+          <w:u w:val="single"/>
+          <w:lang w:val="en-US"/>
+        </w:rPr>
+        <w:t>}</w:t>
+      </w:r>
+      <w:r>
+        <w:rPr>
+          <w:rFonts w:ascii="Times New Roman" w:hAnsi="Times New Roman"/>
+          <w:sz w:val="24"/>
+          <w:szCs w:val="24"/>
+          <w:u w:val="single"/>
+        </w:rPr>
+        <w:t xml:space="preserve"> M</w:t>
+      </w:r>
     </w:p>
     <w:p>
       <w:pPr>
         <w:spacing w:after="0" w:line="240" w:lineRule="auto"/>
-        <w:ind w:left="5387" w:right="-23" w:firstLine="284"/>
-        <w:rPr>
-          <w:rFonts w:ascii="Times New Roman" w:hAnsi="Times New Roman"/>
-          <w:sz w:val="24"/>
-          <w:szCs w:val="24"/>
-        </w:rPr>
-      </w:pPr>
-      <w:r>
-        <w:rPr>
-          <w:rFonts w:ascii="Times New Roman" w:hAnsi="Times New Roman"/>
-          <w:sz w:val="24"/>
-          <w:szCs w:val="24"/>
-        </w:rPr>
-        <w:t xml:space="preserve">Sukoharjo,    </w:t>
-      </w:r>
-      <w:r>
-        <w:rPr>
-          <w:rFonts w:ascii="Times New Roman" w:hAnsi="Times New Roman"/>
-          <w:sz w:val="24"/>
-          <w:szCs w:val="24"/>
-          <w:u w:val="single"/>
-        </w:rPr>
-        <w:t>15 Juli</w:t>
-      </w:r>
-      <w:r>
-        <w:rPr>
-          <w:rFonts w:ascii="Times New Roman" w:hAnsi="Times New Roman"/>
-          <w:sz w:val="24"/>
-          <w:szCs w:val="24"/>
-          <w:u w:val="single"/>
-        </w:rPr>
-        <w:tab/>
-      </w:r>
-      <w:r>
-        <w:rPr>
-          <w:rFonts w:ascii="Times New Roman" w:hAnsi="Times New Roman"/>
-          <w:sz w:val="24"/>
-          <w:szCs w:val="24"/>
-          <w:u w:val="single"/>
-        </w:rPr>
-        <w:tab/>
-      </w:r>
-      <w:r>
-        <w:rPr>
-          <w:rFonts w:ascii="Times New Roman" w:hAnsi="Times New Roman"/>
-          <w:sz w:val="24"/>
-          <w:szCs w:val="24"/>
-          <w:u w:val="single"/>
-        </w:rPr>
-        <w:tab/>
-        <w:t>2024 M</w:t>
-      </w:r>
-    </w:p>
-    <w:p>
-      <w:pPr>
-        <w:spacing w:after="0" w:line="240" w:lineRule="auto"/>
-        <w:ind w:left="5670" w:right="-23" w:firstLine="426"/>
-        <w:rPr>
-          <w:rFonts w:ascii="Times New Roman" w:hAnsi="Times New Roman"/>
-          <w:sz w:val="24"/>
-          <w:szCs w:val="24"/>
-        </w:rPr>
-      </w:pPr>
-      <w:r>
-        <w:rPr>
-          <w:rFonts w:ascii="Times New Roman" w:hAnsi="Times New Roman"/>
-          <w:sz w:val="24"/>
-          <w:szCs w:val="24"/>
-        </w:rPr>
-        <w:t xml:space="preserve">      </w:t>
-      </w:r>
-      <w:r>
-        <w:rPr>
-          <w:rFonts w:ascii="Times New Roman" w:hAnsi="Times New Roman"/>
-          <w:sz w:val="24"/>
-          <w:szCs w:val="24"/>
-        </w:rPr>
-        <w:tab/>
-        <w:t xml:space="preserve">        09 Muharram</w:t>
-      </w:r>
-      <w:r>
-        <w:rPr>
-          <w:rFonts w:ascii="Times New Roman" w:hAnsi="Times New Roman"/>
-          <w:sz w:val="24"/>
-          <w:szCs w:val="24"/>
-        </w:rPr>
-        <w:tab/>
-      </w:r>
-      <w:r>
-        <w:rPr>
-          <w:rFonts w:ascii="Times New Roman" w:hAnsi="Times New Roman"/>
-          <w:sz w:val="24"/>
-          <w:szCs w:val="24"/>
-        </w:rPr>
-        <w:tab/>
-        <w:t>144</w:t>
-      </w:r>
-      <w:r>
-        <w:rPr>
-          <w:rFonts w:ascii="Times New Roman" w:hAnsi="Times New Roman"/>
-          <w:sz w:val="24"/>
-          <w:szCs w:val="24"/>
-          <w:lang w:val="en-US"/>
-        </w:rPr>
-        <w:t>5</w:t>
-      </w:r>
-      <w:r>
-        <w:rPr>
-          <w:rFonts w:ascii="Times New Roman" w:hAnsi="Times New Roman"/>
-          <w:sz w:val="24"/>
-          <w:szCs w:val="24"/>
-        </w:rPr>
-        <w:t xml:space="preserve"> H</w:t>
+        <w:ind w:left="9360" w:right="567"/>
+        <w:rPr>
+          <w:rFonts w:ascii="Times New Roman" w:hAnsi="Times New Roman"/>
+          <w:sz w:val="24"/>
+          <w:szCs w:val="24"/>
+        </w:rPr>
+      </w:pPr>
+      <w:r>
+        <w:rPr>
+          <w:rFonts w:ascii="Times New Roman" w:hAnsi="Times New Roman"/>
+          <w:sz w:val="24"/>
+          <w:szCs w:val="24"/>
+          <w:lang w:val="en-US"/>
+        </w:rPr>
+        <w:t xml:space="preserve">       </w:t>
+      </w:r>
+      <w:r>
+        <w:rPr>
+          <w:rFonts w:ascii="Times New Roman" w:hAnsi="Times New Roman"/>
+          <w:sz w:val="24"/>
+          <w:szCs w:val="24"/>
+          <w:lang w:val="en-US"/>
+        </w:rPr>
+        <w:t>1445 H</w:t>
       </w:r>
     </w:p>
     <w:p>
@@ -1148,16 +1349,41 @@
           <w:sz w:val="24"/>
           <w:szCs w:val="24"/>
           <w:u w:val="single"/>
-        </w:rPr>
-        <w:t>dr. Indarto, M. Si., M.M</w:t>
+          <w:lang w:val="en-US"/>
+        </w:rPr>
+        <w:t>${</w:t>
+      </w:r>
+      <w:proofErr w:type="spellStart"/>
+      <w:r>
+        <w:rPr>
+          <w:rFonts w:ascii="Times New Roman" w:hAnsi="Times New Roman"/>
+          <w:sz w:val="24"/>
+          <w:szCs w:val="24"/>
+          <w:u w:val="single"/>
+          <w:lang w:val="en-US"/>
+        </w:rPr>
+        <w:t>nama_direktur</w:t>
+      </w:r>
+      <w:proofErr w:type="spellEnd"/>
+      <w:r>
+        <w:rPr>
+          <w:rFonts w:ascii="Times New Roman" w:hAnsi="Times New Roman"/>
+          <w:sz w:val="24"/>
+          <w:szCs w:val="24"/>
+          <w:u w:val="single"/>
+          <w:lang w:val="en-US"/>
+        </w:rPr>
+        <w:t>}</w:t>
       </w:r>
     </w:p>
     <w:p>
       <w:pPr>
-        <w:rPr>
-          <w:rFonts w:ascii="Times New Roman" w:hAnsi="Times New Roman"/>
-          <w:sz w:val="24"/>
-          <w:szCs w:val="24"/>
+        <w:jc w:val="center"/>
+        <w:rPr>
+          <w:rFonts w:ascii="Times New Roman" w:hAnsi="Times New Roman"/>
+          <w:sz w:val="24"/>
+          <w:szCs w:val="24"/>
+          <w:lang w:val="en-US"/>
         </w:rPr>
       </w:pPr>
       <w:r>
@@ -1231,42 +1457,39 @@
           <w:szCs w:val="24"/>
         </w:rPr>
         <w:tab/>
-      </w:r>
-      <w:r>
-        <w:rPr>
-          <w:rFonts w:ascii="Times New Roman" w:hAnsi="Times New Roman"/>
-          <w:sz w:val="24"/>
-          <w:szCs w:val="24"/>
-        </w:rPr>
-        <w:tab/>
-      </w:r>
-      <w:r>
-        <w:rPr>
-          <w:rFonts w:ascii="Times New Roman" w:hAnsi="Times New Roman"/>
-          <w:sz w:val="24"/>
-          <w:szCs w:val="24"/>
-        </w:rPr>
-        <w:tab/>
-        <w:t xml:space="preserve"> </w:t>
-      </w:r>
-      <w:r>
-        <w:rPr>
-          <w:rFonts w:ascii="Times New Roman" w:hAnsi="Times New Roman"/>
-          <w:sz w:val="24"/>
-          <w:szCs w:val="24"/>
-          <w:lang w:val="en-US"/>
-        </w:rPr>
-        <w:t xml:space="preserve">      </w:t>
-      </w:r>
-      <w:r>
-        <w:rPr>
-          <w:rFonts w:ascii="Times New Roman" w:hAnsi="Times New Roman"/>
-          <w:sz w:val="24"/>
-          <w:szCs w:val="24"/>
-        </w:rPr>
-        <w:t>NBM. 1329060</w:t>
+        <w:t xml:space="preserve">NBM. </w:t>
+      </w:r>
+      <w:r>
+        <w:rPr>
+          <w:rFonts w:ascii="Times New Roman" w:hAnsi="Times New Roman"/>
+          <w:sz w:val="24"/>
+          <w:szCs w:val="24"/>
+          <w:lang w:val="en-US"/>
+        </w:rPr>
+        <w:t>${</w:t>
+      </w:r>
+      <w:proofErr w:type="spellStart"/>
+      <w:r>
+        <w:rPr>
+          <w:rFonts w:ascii="Times New Roman" w:hAnsi="Times New Roman"/>
+          <w:sz w:val="24"/>
+          <w:szCs w:val="24"/>
+          <w:lang w:val="en-US"/>
+        </w:rPr>
+        <w:t>nbm</w:t>
+      </w:r>
+      <w:proofErr w:type="spellEnd"/>
+      <w:r>
+        <w:rPr>
+          <w:rFonts w:ascii="Times New Roman" w:hAnsi="Times New Roman"/>
+          <w:sz w:val="24"/>
+          <w:szCs w:val="24"/>
+          <w:lang w:val="en-US"/>
+        </w:rPr>
+        <w:t>}</w:t>
       </w:r>
     </w:p>
+    <w:bookmarkEnd w:id="2"/>
     <w:p>
       <w:pPr>
         <w:rPr>
@@ -1291,7 +1514,7 @@
 </file>
 
 <file path=word/endnotes.xml><?xml version="1.0" encoding="utf-8"?>
-<w:endnotes xmlns:wpc="http://schemas.microsoft.com/office/word/2010/wordprocessingCanvas" xmlns:cx="http://schemas.microsoft.com/office/drawing/2014/chartex" xmlns:cx1="http://schemas.microsoft.com/office/drawing/2015/9/8/chartex" xmlns:cx2="http://schemas.microsoft.com/office/drawing/2015/10/21/chartex" xmlns:cx3="http://schemas.microsoft.com/office/drawing/2016/5/9/chartex" xmlns:cx4="http://schemas.microsoft.com/office/drawing/2016/5/10/chartex" xmlns:cx5="http://schemas.microsoft.com/office/drawing/2016/5/11/chartex" xmlns:cx6="http://schemas.microsoft.com/office/drawing/2016/5/12/chartex" xmlns:cx7="http://schemas.microsoft.com/office/drawing/2016/5/13/chartex" xmlns:cx8="http://schemas.microsoft.com/office/drawing/2016/5/14/chartex" xmlns:mc="http://schemas.openxmlformats.org/markup-compatibility/2006" xmlns:aink="http://schemas.microsoft.com/office/drawing/2016/ink" xmlns:am3d="http://schemas.microsoft.com/office/drawing/2017/model3d" xmlns:o="urn:schemas-microsoft-com:office:office" xmlns:oel="http://schemas.microsoft.com/office/2019/extlst" xmlns:r="http://schemas.openxmlformats.org/officeDocument/2006/relationships" xmlns:m="http://schemas.openxmlformats.org/officeDocument/2006/math" xmlns:v="urn:schemas-microsoft-com:vml" xmlns:wp14="http://schemas.microsoft.com/office/word/2010/wordprocessingDrawing" xmlns:wp="http://schemas.openxmlformats.org/drawingml/2006/wordprocessingDrawing" xmlns:w10="urn:schemas-microsoft-com:office:word" xmlns:w="http://schemas.openxmlformats.org/wordprocessingml/2006/main" xmlns:w14="http://schemas.microsoft.com/office/word/2010/wordml" xmlns:w15="http://schemas.microsoft.com/office/word/2012/wordml" xmlns:w16cex="http://schemas.microsoft.com/office/word/2018/wordml/cex" xmlns:w16cid="http://schemas.microsoft.com/office/word/2016/wordml/cid" xmlns:w16="http://schemas.microsoft.com/office/word/2018/wordml" xmlns:w16du="http://schemas.microsoft.com/office/word/2023/wordml/word16du" xmlns:w16sdtdh="http://schemas.microsoft.com/office/word/2020/wordml/sdtdatahash" xmlns:w16se="http://schemas.microsoft.com/office/word/2015/wordml/symex" xmlns:wpg="http://schemas.microsoft.com/office/word/2010/wordprocessingGroup" xmlns:wpi="http://schemas.microsoft.com/office/word/2010/wordprocessingInk" xmlns:wne="http://schemas.microsoft.com/office/word/2006/wordml" xmlns:wps="http://schemas.microsoft.com/office/word/2010/wordprocessingShape" mc:Ignorable="w14 w15 w16se w16cid w16 w16cex w16sdtdh w16du wp14">
+<w:endnotes xmlns:wpc="http://schemas.microsoft.com/office/word/2010/wordprocessingCanvas" xmlns:cx="http://schemas.microsoft.com/office/drawing/2014/chartex" xmlns:cx1="http://schemas.microsoft.com/office/drawing/2015/9/8/chartex" xmlns:cx2="http://schemas.microsoft.com/office/drawing/2015/10/21/chartex" xmlns:cx3="http://schemas.microsoft.com/office/drawing/2016/5/9/chartex" xmlns:cx4="http://schemas.microsoft.com/office/drawing/2016/5/10/chartex" xmlns:cx5="http://schemas.microsoft.com/office/drawing/2016/5/11/chartex" xmlns:cx6="http://schemas.microsoft.com/office/drawing/2016/5/12/chartex" xmlns:cx7="http://schemas.microsoft.com/office/drawing/2016/5/13/chartex" xmlns:cx8="http://schemas.microsoft.com/office/drawing/2016/5/14/chartex" xmlns:mc="http://schemas.openxmlformats.org/markup-compatibility/2006" xmlns:aink="http://schemas.microsoft.com/office/drawing/2016/ink" xmlns:am3d="http://schemas.microsoft.com/office/drawing/2017/model3d" xmlns:o="urn:schemas-microsoft-com:office:office" xmlns:oel="http://schemas.microsoft.com/office/2019/extlst" xmlns:r="http://schemas.openxmlformats.org/officeDocument/2006/relationships" xmlns:m="http://schemas.openxmlformats.org/officeDocument/2006/math" xmlns:v="urn:schemas-microsoft-com:vml" xmlns:wp14="http://schemas.microsoft.com/office/word/2010/wordprocessingDrawing" xmlns:wp="http://schemas.openxmlformats.org/drawingml/2006/wordprocessingDrawing" xmlns:w10="urn:schemas-microsoft-com:office:word" xmlns:w="http://schemas.openxmlformats.org/wordprocessingml/2006/main" xmlns:w14="http://schemas.microsoft.com/office/word/2010/wordml" xmlns:w15="http://schemas.microsoft.com/office/word/2012/wordml" xmlns:w16cex="http://schemas.microsoft.com/office/word/2018/wordml/cex" xmlns:w16cid="http://schemas.microsoft.com/office/word/2016/wordml/cid" xmlns:w16="http://schemas.microsoft.com/office/word/2018/wordml" xmlns:w16sdtdh="http://schemas.microsoft.com/office/word/2020/wordml/sdtdatahash" xmlns:w16se="http://schemas.microsoft.com/office/word/2015/wordml/symex" xmlns:wpg="http://schemas.microsoft.com/office/word/2010/wordprocessingGroup" xmlns:wpi="http://schemas.microsoft.com/office/word/2010/wordprocessingInk" xmlns:wne="http://schemas.microsoft.com/office/word/2006/wordml" xmlns:wps="http://schemas.microsoft.com/office/word/2010/wordprocessingShape" mc:Ignorable="w14 w15 w16se w16cid w16 w16cex w16sdtdh wp14">
   <w:endnote w:type="separator" w:id="-1">
     <w:p>
       <w:pPr>
@@ -1316,7 +1539,7 @@
 </file>
 
 <file path=word/footnotes.xml><?xml version="1.0" encoding="utf-8"?>
-<w:footnotes xmlns:wpc="http://schemas.microsoft.com/office/word/2010/wordprocessingCanvas" xmlns:cx="http://schemas.microsoft.com/office/drawing/2014/chartex" xmlns:cx1="http://schemas.microsoft.com/office/drawing/2015/9/8/chartex" xmlns:cx2="http://schemas.microsoft.com/office/drawing/2015/10/21/chartex" xmlns:cx3="http://schemas.microsoft.com/office/drawing/2016/5/9/chartex" xmlns:cx4="http://schemas.microsoft.com/office/drawing/2016/5/10/chartex" xmlns:cx5="http://schemas.microsoft.com/office/drawing/2016/5/11/chartex" xmlns:cx6="http://schemas.microsoft.com/office/drawing/2016/5/12/chartex" xmlns:cx7="http://schemas.microsoft.com/office/drawing/2016/5/13/chartex" xmlns:cx8="http://schemas.microsoft.com/office/drawing/2016/5/14/chartex" xmlns:mc="http://schemas.openxmlformats.org/markup-compatibility/2006" xmlns:aink="http://schemas.microsoft.com/office/drawing/2016/ink" xmlns:am3d="http://schemas.microsoft.com/office/drawing/2017/model3d" xmlns:o="urn:schemas-microsoft-com:office:office" xmlns:oel="http://schemas.microsoft.com/office/2019/extlst" xmlns:r="http://schemas.openxmlformats.org/officeDocument/2006/relationships" xmlns:m="http://schemas.openxmlformats.org/officeDocument/2006/math" xmlns:v="urn:schemas-microsoft-com:vml" xmlns:wp14="http://schemas.microsoft.com/office/word/2010/wordprocessingDrawing" xmlns:wp="http://schemas.openxmlformats.org/drawingml/2006/wordprocessingDrawing" xmlns:w10="urn:schemas-microsoft-com:office:word" xmlns:w="http://schemas.openxmlformats.org/wordprocessingml/2006/main" xmlns:w14="http://schemas.microsoft.com/office/word/2010/wordml" xmlns:w15="http://schemas.microsoft.com/office/word/2012/wordml" xmlns:w16cex="http://schemas.microsoft.com/office/word/2018/wordml/cex" xmlns:w16cid="http://schemas.microsoft.com/office/word/2016/wordml/cid" xmlns:w16="http://schemas.microsoft.com/office/word/2018/wordml" xmlns:w16du="http://schemas.microsoft.com/office/word/2023/wordml/word16du" xmlns:w16sdtdh="http://schemas.microsoft.com/office/word/2020/wordml/sdtdatahash" xmlns:w16se="http://schemas.microsoft.com/office/word/2015/wordml/symex" xmlns:wpg="http://schemas.microsoft.com/office/word/2010/wordprocessingGroup" xmlns:wpi="http://schemas.microsoft.com/office/word/2010/wordprocessingInk" xmlns:wne="http://schemas.microsoft.com/office/word/2006/wordml" xmlns:wps="http://schemas.microsoft.com/office/word/2010/wordprocessingShape" mc:Ignorable="w14 w15 w16se w16cid w16 w16cex w16sdtdh w16du wp14">
+<w:footnotes xmlns:wpc="http://schemas.microsoft.com/office/word/2010/wordprocessingCanvas" xmlns:cx="http://schemas.microsoft.com/office/drawing/2014/chartex" xmlns:cx1="http://schemas.microsoft.com/office/drawing/2015/9/8/chartex" xmlns:cx2="http://schemas.microsoft.com/office/drawing/2015/10/21/chartex" xmlns:cx3="http://schemas.microsoft.com/office/drawing/2016/5/9/chartex" xmlns:cx4="http://schemas.microsoft.com/office/drawing/2016/5/10/chartex" xmlns:cx5="http://schemas.microsoft.com/office/drawing/2016/5/11/chartex" xmlns:cx6="http://schemas.microsoft.com/office/drawing/2016/5/12/chartex" xmlns:cx7="http://schemas.microsoft.com/office/drawing/2016/5/13/chartex" xmlns:cx8="http://schemas.microsoft.com/office/drawing/2016/5/14/chartex" xmlns:mc="http://schemas.openxmlformats.org/markup-compatibility/2006" xmlns:aink="http://schemas.microsoft.com/office/drawing/2016/ink" xmlns:am3d="http://schemas.microsoft.com/office/drawing/2017/model3d" xmlns:o="urn:schemas-microsoft-com:office:office" xmlns:oel="http://schemas.microsoft.com/office/2019/extlst" xmlns:r="http://schemas.openxmlformats.org/officeDocument/2006/relationships" xmlns:m="http://schemas.openxmlformats.org/officeDocument/2006/math" xmlns:v="urn:schemas-microsoft-com:vml" xmlns:wp14="http://schemas.microsoft.com/office/word/2010/wordprocessingDrawing" xmlns:wp="http://schemas.openxmlformats.org/drawingml/2006/wordprocessingDrawing" xmlns:w10="urn:schemas-microsoft-com:office:word" xmlns:w="http://schemas.openxmlformats.org/wordprocessingml/2006/main" xmlns:w14="http://schemas.microsoft.com/office/word/2010/wordml" xmlns:w15="http://schemas.microsoft.com/office/word/2012/wordml" xmlns:w16cex="http://schemas.microsoft.com/office/word/2018/wordml/cex" xmlns:w16cid="http://schemas.microsoft.com/office/word/2016/wordml/cid" xmlns:w16="http://schemas.microsoft.com/office/word/2018/wordml" xmlns:w16sdtdh="http://schemas.microsoft.com/office/word/2020/wordml/sdtdatahash" xmlns:w16se="http://schemas.microsoft.com/office/word/2015/wordml/symex" xmlns:wpg="http://schemas.microsoft.com/office/word/2010/wordprocessingGroup" xmlns:wpi="http://schemas.microsoft.com/office/word/2010/wordprocessingInk" xmlns:wne="http://schemas.microsoft.com/office/word/2006/wordml" xmlns:wps="http://schemas.microsoft.com/office/word/2010/wordprocessingShape" mc:Ignorable="w14 w15 w16se w16cid w16 w16cex w16sdtdh wp14">
   <w:footnote w:type="separator" w:id="-1">
     <w:p>
       <w:pPr>
@@ -1341,7 +1564,7 @@
 </file>
 
 <file path=word/header1.xml><?xml version="1.0" encoding="utf-8"?>
-<w:hdr xmlns:wpc="http://schemas.microsoft.com/office/word/2010/wordprocessingCanvas" xmlns:cx="http://schemas.microsoft.com/office/drawing/2014/chartex" xmlns:cx1="http://schemas.microsoft.com/office/drawing/2015/9/8/chartex" xmlns:cx2="http://schemas.microsoft.com/office/drawing/2015/10/21/chartex" xmlns:cx3="http://schemas.microsoft.com/office/drawing/2016/5/9/chartex" xmlns:cx4="http://schemas.microsoft.com/office/drawing/2016/5/10/chartex" xmlns:cx5="http://schemas.microsoft.com/office/drawing/2016/5/11/chartex" xmlns:cx6="http://schemas.microsoft.com/office/drawing/2016/5/12/chartex" xmlns:cx7="http://schemas.microsoft.com/office/drawing/2016/5/13/chartex" xmlns:cx8="http://schemas.microsoft.com/office/drawing/2016/5/14/chartex" xmlns:mc="http://schemas.openxmlformats.org/markup-compatibility/2006" xmlns:aink="http://schemas.microsoft.com/office/drawing/2016/ink" xmlns:am3d="http://schemas.microsoft.com/office/drawing/2017/model3d" xmlns:o="urn:schemas-microsoft-com:office:office" xmlns:oel="http://schemas.microsoft.com/office/2019/extlst" xmlns:r="http://schemas.openxmlformats.org/officeDocument/2006/relationships" xmlns:m="http://schemas.openxmlformats.org/officeDocument/2006/math" xmlns:v="urn:schemas-microsoft-com:vml" xmlns:wp14="http://schemas.microsoft.com/office/word/2010/wordprocessingDrawing" xmlns:wp="http://schemas.openxmlformats.org/drawingml/2006/wordprocessingDrawing" xmlns:w10="urn:schemas-microsoft-com:office:word" xmlns:w="http://schemas.openxmlformats.org/wordprocessingml/2006/main" xmlns:w14="http://schemas.microsoft.com/office/word/2010/wordml" xmlns:w15="http://schemas.microsoft.com/office/word/2012/wordml" xmlns:w16cex="http://schemas.microsoft.com/office/word/2018/wordml/cex" xmlns:w16cid="http://schemas.microsoft.com/office/word/2016/wordml/cid" xmlns:w16="http://schemas.microsoft.com/office/word/2018/wordml" xmlns:w16du="http://schemas.microsoft.com/office/word/2023/wordml/word16du" xmlns:w16sdtdh="http://schemas.microsoft.com/office/word/2020/wordml/sdtdatahash" xmlns:w16se="http://schemas.microsoft.com/office/word/2015/wordml/symex" xmlns:wpg="http://schemas.microsoft.com/office/word/2010/wordprocessingGroup" xmlns:wpi="http://schemas.microsoft.com/office/word/2010/wordprocessingInk" xmlns:wne="http://schemas.microsoft.com/office/word/2006/wordml" xmlns:wps="http://schemas.microsoft.com/office/word/2010/wordprocessingShape" mc:Ignorable="w14 w15 w16se w16cid w16 w16cex w16sdtdh w16du wp14">
+<w:hdr xmlns:wpc="http://schemas.microsoft.com/office/word/2010/wordprocessingCanvas" xmlns:cx="http://schemas.microsoft.com/office/drawing/2014/chartex" xmlns:cx1="http://schemas.microsoft.com/office/drawing/2015/9/8/chartex" xmlns:cx2="http://schemas.microsoft.com/office/drawing/2015/10/21/chartex" xmlns:cx3="http://schemas.microsoft.com/office/drawing/2016/5/9/chartex" xmlns:cx4="http://schemas.microsoft.com/office/drawing/2016/5/10/chartex" xmlns:cx5="http://schemas.microsoft.com/office/drawing/2016/5/11/chartex" xmlns:cx6="http://schemas.microsoft.com/office/drawing/2016/5/12/chartex" xmlns:cx7="http://schemas.microsoft.com/office/drawing/2016/5/13/chartex" xmlns:cx8="http://schemas.microsoft.com/office/drawing/2016/5/14/chartex" xmlns:mc="http://schemas.openxmlformats.org/markup-compatibility/2006" xmlns:aink="http://schemas.microsoft.com/office/drawing/2016/ink" xmlns:am3d="http://schemas.microsoft.com/office/drawing/2017/model3d" xmlns:o="urn:schemas-microsoft-com:office:office" xmlns:oel="http://schemas.microsoft.com/office/2019/extlst" xmlns:r="http://schemas.openxmlformats.org/officeDocument/2006/relationships" xmlns:m="http://schemas.openxmlformats.org/officeDocument/2006/math" xmlns:v="urn:schemas-microsoft-com:vml" xmlns:wp14="http://schemas.microsoft.com/office/word/2010/wordprocessingDrawing" xmlns:wp="http://schemas.openxmlformats.org/drawingml/2006/wordprocessingDrawing" xmlns:w10="urn:schemas-microsoft-com:office:word" xmlns:w="http://schemas.openxmlformats.org/wordprocessingml/2006/main" xmlns:w14="http://schemas.microsoft.com/office/word/2010/wordml" xmlns:w15="http://schemas.microsoft.com/office/word/2012/wordml" xmlns:w16cex="http://schemas.microsoft.com/office/word/2018/wordml/cex" xmlns:w16cid="http://schemas.microsoft.com/office/word/2016/wordml/cid" xmlns:w16="http://schemas.microsoft.com/office/word/2018/wordml" xmlns:w16sdtdh="http://schemas.microsoft.com/office/word/2020/wordml/sdtdatahash" xmlns:w16se="http://schemas.microsoft.com/office/word/2015/wordml/symex" xmlns:wpg="http://schemas.microsoft.com/office/word/2010/wordprocessingGroup" xmlns:wpi="http://schemas.microsoft.com/office/word/2010/wordprocessingInk" xmlns:wne="http://schemas.microsoft.com/office/word/2006/wordml" xmlns:wps="http://schemas.microsoft.com/office/word/2010/wordprocessingShape" mc:Ignorable="w14 w15 w16se w16cid w16 w16cex w16sdtdh wp14">
   <w:p>
     <w:pPr>
       <w:pStyle w:val="Header"/>
@@ -1382,7 +1605,7 @@
 </file>
 
 <file path=word/header2.xml><?xml version="1.0" encoding="utf-8"?>
-<w:hdr xmlns:wpc="http://schemas.microsoft.com/office/word/2010/wordprocessingCanvas" xmlns:cx="http://schemas.microsoft.com/office/drawing/2014/chartex" xmlns:cx1="http://schemas.microsoft.com/office/drawing/2015/9/8/chartex" xmlns:cx2="http://schemas.microsoft.com/office/drawing/2015/10/21/chartex" xmlns:cx3="http://schemas.microsoft.com/office/drawing/2016/5/9/chartex" xmlns:cx4="http://schemas.microsoft.com/office/drawing/2016/5/10/chartex" xmlns:cx5="http://schemas.microsoft.com/office/drawing/2016/5/11/chartex" xmlns:cx6="http://schemas.microsoft.com/office/drawing/2016/5/12/chartex" xmlns:cx7="http://schemas.microsoft.com/office/drawing/2016/5/13/chartex" xmlns:cx8="http://schemas.microsoft.com/office/drawing/2016/5/14/chartex" xmlns:mc="http://schemas.openxmlformats.org/markup-compatibility/2006" xmlns:aink="http://schemas.microsoft.com/office/drawing/2016/ink" xmlns:am3d="http://schemas.microsoft.com/office/drawing/2017/model3d" xmlns:o="urn:schemas-microsoft-com:office:office" xmlns:oel="http://schemas.microsoft.com/office/2019/extlst" xmlns:r="http://schemas.openxmlformats.org/officeDocument/2006/relationships" xmlns:m="http://schemas.openxmlformats.org/officeDocument/2006/math" xmlns:v="urn:schemas-microsoft-com:vml" xmlns:wp14="http://schemas.microsoft.com/office/word/2010/wordprocessingDrawing" xmlns:wp="http://schemas.openxmlformats.org/drawingml/2006/wordprocessingDrawing" xmlns:w10="urn:schemas-microsoft-com:office:word" xmlns:w="http://schemas.openxmlformats.org/wordprocessingml/2006/main" xmlns:w14="http://schemas.microsoft.com/office/word/2010/wordml" xmlns:w15="http://schemas.microsoft.com/office/word/2012/wordml" xmlns:w16cex="http://schemas.microsoft.com/office/word/2018/wordml/cex" xmlns:w16cid="http://schemas.microsoft.com/office/word/2016/wordml/cid" xmlns:w16="http://schemas.microsoft.com/office/word/2018/wordml" xmlns:w16du="http://schemas.microsoft.com/office/word/2023/wordml/word16du" xmlns:w16sdtdh="http://schemas.microsoft.com/office/word/2020/wordml/sdtdatahash" xmlns:w16se="http://schemas.microsoft.com/office/word/2015/wordml/symex" xmlns:wpg="http://schemas.microsoft.com/office/word/2010/wordprocessingGroup" xmlns:wpi="http://schemas.microsoft.com/office/word/2010/wordprocessingInk" xmlns:wne="http://schemas.microsoft.com/office/word/2006/wordml" xmlns:wps="http://schemas.microsoft.com/office/word/2010/wordprocessingShape" mc:Ignorable="w14 w15 w16se w16cid w16 w16cex w16sdtdh w16du wp14">
+<w:hdr xmlns:wpc="http://schemas.microsoft.com/office/word/2010/wordprocessingCanvas" xmlns:cx="http://schemas.microsoft.com/office/drawing/2014/chartex" xmlns:cx1="http://schemas.microsoft.com/office/drawing/2015/9/8/chartex" xmlns:cx2="http://schemas.microsoft.com/office/drawing/2015/10/21/chartex" xmlns:cx3="http://schemas.microsoft.com/office/drawing/2016/5/9/chartex" xmlns:cx4="http://schemas.microsoft.com/office/drawing/2016/5/10/chartex" xmlns:cx5="http://schemas.microsoft.com/office/drawing/2016/5/11/chartex" xmlns:cx6="http://schemas.microsoft.com/office/drawing/2016/5/12/chartex" xmlns:cx7="http://schemas.microsoft.com/office/drawing/2016/5/13/chartex" xmlns:cx8="http://schemas.microsoft.com/office/drawing/2016/5/14/chartex" xmlns:mc="http://schemas.openxmlformats.org/markup-compatibility/2006" xmlns:aink="http://schemas.microsoft.com/office/drawing/2016/ink" xmlns:am3d="http://schemas.microsoft.com/office/drawing/2017/model3d" xmlns:o="urn:schemas-microsoft-com:office:office" xmlns:oel="http://schemas.microsoft.com/office/2019/extlst" xmlns:r="http://schemas.openxmlformats.org/officeDocument/2006/relationships" xmlns:m="http://schemas.openxmlformats.org/officeDocument/2006/math" xmlns:v="urn:schemas-microsoft-com:vml" xmlns:wp14="http://schemas.microsoft.com/office/word/2010/wordprocessingDrawing" xmlns:wp="http://schemas.openxmlformats.org/drawingml/2006/wordprocessingDrawing" xmlns:w10="urn:schemas-microsoft-com:office:word" xmlns:w="http://schemas.openxmlformats.org/wordprocessingml/2006/main" xmlns:w14="http://schemas.microsoft.com/office/word/2010/wordml" xmlns:w15="http://schemas.microsoft.com/office/word/2012/wordml" xmlns:w16cex="http://schemas.microsoft.com/office/word/2018/wordml/cex" xmlns:w16cid="http://schemas.microsoft.com/office/word/2016/wordml/cid" xmlns:w16="http://schemas.microsoft.com/office/word/2018/wordml" xmlns:w16sdtdh="http://schemas.microsoft.com/office/word/2020/wordml/sdtdatahash" xmlns:w16se="http://schemas.microsoft.com/office/word/2015/wordml/symex" xmlns:wpg="http://schemas.microsoft.com/office/word/2010/wordprocessingGroup" xmlns:wpi="http://schemas.microsoft.com/office/word/2010/wordprocessingInk" xmlns:wne="http://schemas.microsoft.com/office/word/2006/wordml" xmlns:wps="http://schemas.microsoft.com/office/word/2010/wordprocessingShape" mc:Ignorable="w14 w15 w16se w16cid w16 w16cex w16sdtdh wp14">
   <w:p>
     <w:pPr>
       <w:pStyle w:val="Header"/>
@@ -1583,7 +1806,7 @@
 </file>
 
 <file path=word/header3.xml><?xml version="1.0" encoding="utf-8"?>
-<w:hdr xmlns:wpc="http://schemas.microsoft.com/office/word/2010/wordprocessingCanvas" xmlns:cx="http://schemas.microsoft.com/office/drawing/2014/chartex" xmlns:cx1="http://schemas.microsoft.com/office/drawing/2015/9/8/chartex" xmlns:cx2="http://schemas.microsoft.com/office/drawing/2015/10/21/chartex" xmlns:cx3="http://schemas.microsoft.com/office/drawing/2016/5/9/chartex" xmlns:cx4="http://schemas.microsoft.com/office/drawing/2016/5/10/chartex" xmlns:cx5="http://schemas.microsoft.com/office/drawing/2016/5/11/chartex" xmlns:cx6="http://schemas.microsoft.com/office/drawing/2016/5/12/chartex" xmlns:cx7="http://schemas.microsoft.com/office/drawing/2016/5/13/chartex" xmlns:cx8="http://schemas.microsoft.com/office/drawing/2016/5/14/chartex" xmlns:mc="http://schemas.openxmlformats.org/markup-compatibility/2006" xmlns:aink="http://schemas.microsoft.com/office/drawing/2016/ink" xmlns:am3d="http://schemas.microsoft.com/office/drawing/2017/model3d" xmlns:o="urn:schemas-microsoft-com:office:office" xmlns:oel="http://schemas.microsoft.com/office/2019/extlst" xmlns:r="http://schemas.openxmlformats.org/officeDocument/2006/relationships" xmlns:m="http://schemas.openxmlformats.org/officeDocument/2006/math" xmlns:v="urn:schemas-microsoft-com:vml" xmlns:wp14="http://schemas.microsoft.com/office/word/2010/wordprocessingDrawing" xmlns:wp="http://schemas.openxmlformats.org/drawingml/2006/wordprocessingDrawing" xmlns:w10="urn:schemas-microsoft-com:office:word" xmlns:w="http://schemas.openxmlformats.org/wordprocessingml/2006/main" xmlns:w14="http://schemas.microsoft.com/office/word/2010/wordml" xmlns:w15="http://schemas.microsoft.com/office/word/2012/wordml" xmlns:w16cex="http://schemas.microsoft.com/office/word/2018/wordml/cex" xmlns:w16cid="http://schemas.microsoft.com/office/word/2016/wordml/cid" xmlns:w16="http://schemas.microsoft.com/office/word/2018/wordml" xmlns:w16du="http://schemas.microsoft.com/office/word/2023/wordml/word16du" xmlns:w16sdtdh="http://schemas.microsoft.com/office/word/2020/wordml/sdtdatahash" xmlns:w16se="http://schemas.microsoft.com/office/word/2015/wordml/symex" xmlns:wpg="http://schemas.microsoft.com/office/word/2010/wordprocessingGroup" xmlns:wpi="http://schemas.microsoft.com/office/word/2010/wordprocessingInk" xmlns:wne="http://schemas.microsoft.com/office/word/2006/wordml" xmlns:wps="http://schemas.microsoft.com/office/word/2010/wordprocessingShape" mc:Ignorable="w14 w15 w16se w16cid w16 w16cex w16sdtdh w16du wp14">
+<w:hdr xmlns:wpc="http://schemas.microsoft.com/office/word/2010/wordprocessingCanvas" xmlns:cx="http://schemas.microsoft.com/office/drawing/2014/chartex" xmlns:cx1="http://schemas.microsoft.com/office/drawing/2015/9/8/chartex" xmlns:cx2="http://schemas.microsoft.com/office/drawing/2015/10/21/chartex" xmlns:cx3="http://schemas.microsoft.com/office/drawing/2016/5/9/chartex" xmlns:cx4="http://schemas.microsoft.com/office/drawing/2016/5/10/chartex" xmlns:cx5="http://schemas.microsoft.com/office/drawing/2016/5/11/chartex" xmlns:cx6="http://schemas.microsoft.com/office/drawing/2016/5/12/chartex" xmlns:cx7="http://schemas.microsoft.com/office/drawing/2016/5/13/chartex" xmlns:cx8="http://schemas.microsoft.com/office/drawing/2016/5/14/chartex" xmlns:mc="http://schemas.openxmlformats.org/markup-compatibility/2006" xmlns:aink="http://schemas.microsoft.com/office/drawing/2016/ink" xmlns:am3d="http://schemas.microsoft.com/office/drawing/2017/model3d" xmlns:o="urn:schemas-microsoft-com:office:office" xmlns:oel="http://schemas.microsoft.com/office/2019/extlst" xmlns:r="http://schemas.openxmlformats.org/officeDocument/2006/relationships" xmlns:m="http://schemas.openxmlformats.org/officeDocument/2006/math" xmlns:v="urn:schemas-microsoft-com:vml" xmlns:wp14="http://schemas.microsoft.com/office/word/2010/wordprocessingDrawing" xmlns:wp="http://schemas.openxmlformats.org/drawingml/2006/wordprocessingDrawing" xmlns:w10="urn:schemas-microsoft-com:office:word" xmlns:w="http://schemas.openxmlformats.org/wordprocessingml/2006/main" xmlns:w14="http://schemas.microsoft.com/office/word/2010/wordml" xmlns:w15="http://schemas.microsoft.com/office/word/2012/wordml" xmlns:w16cex="http://schemas.microsoft.com/office/word/2018/wordml/cex" xmlns:w16cid="http://schemas.microsoft.com/office/word/2016/wordml/cid" xmlns:w16="http://schemas.microsoft.com/office/word/2018/wordml" xmlns:w16sdtdh="http://schemas.microsoft.com/office/word/2020/wordml/sdtdatahash" xmlns:w16se="http://schemas.microsoft.com/office/word/2015/wordml/symex" xmlns:wpg="http://schemas.microsoft.com/office/word/2010/wordprocessingGroup" xmlns:wpi="http://schemas.microsoft.com/office/word/2010/wordprocessingInk" xmlns:wne="http://schemas.microsoft.com/office/word/2006/wordml" xmlns:wps="http://schemas.microsoft.com/office/word/2010/wordprocessingShape" mc:Ignorable="w14 w15 w16se w16cid w16 w16cex w16sdtdh wp14">
   <w:p>
     <w:pPr>
       <w:pStyle w:val="Header"/>
@@ -1624,7 +1847,7 @@
 </file>
 
 <file path=word/numbering.xml><?xml version="1.0" encoding="utf-8"?>
-<w:numbering xmlns:wpc="http://schemas.microsoft.com/office/word/2010/wordprocessingCanvas" xmlns:cx="http://schemas.microsoft.com/office/drawing/2014/chartex" xmlns:cx1="http://schemas.microsoft.com/office/drawing/2015/9/8/chartex" xmlns:cx2="http://schemas.microsoft.com/office/drawing/2015/10/21/chartex" xmlns:cx3="http://schemas.microsoft.com/office/drawing/2016/5/9/chartex" xmlns:cx4="http://schemas.microsoft.com/office/drawing/2016/5/10/chartex" xmlns:cx5="http://schemas.microsoft.com/office/drawing/2016/5/11/chartex" xmlns:cx6="http://schemas.microsoft.com/office/drawing/2016/5/12/chartex" xmlns:cx7="http://schemas.microsoft.com/office/drawing/2016/5/13/chartex" xmlns:cx8="http://schemas.microsoft.com/office/drawing/2016/5/14/chartex" xmlns:mc="http://schemas.openxmlformats.org/markup-compatibility/2006" xmlns:aink="http://schemas.microsoft.com/office/drawing/2016/ink" xmlns:am3d="http://schemas.microsoft.com/office/drawing/2017/model3d" xmlns:o="urn:schemas-microsoft-com:office:office" xmlns:oel="http://schemas.microsoft.com/office/2019/extlst" xmlns:r="http://schemas.openxmlformats.org/officeDocument/2006/relationships" xmlns:m="http://schemas.openxmlformats.org/officeDocument/2006/math" xmlns:v="urn:schemas-microsoft-com:vml" xmlns:wp14="http://schemas.microsoft.com/office/word/2010/wordprocessingDrawing" xmlns:wp="http://schemas.openxmlformats.org/drawingml/2006/wordprocessingDrawing" xmlns:w10="urn:schemas-microsoft-com:office:word" xmlns:w="http://schemas.openxmlformats.org/wordprocessingml/2006/main" xmlns:w14="http://schemas.microsoft.com/office/word/2010/wordml" xmlns:w15="http://schemas.microsoft.com/office/word/2012/wordml" xmlns:w16cex="http://schemas.microsoft.com/office/word/2018/wordml/cex" xmlns:w16cid="http://schemas.microsoft.com/office/word/2016/wordml/cid" xmlns:w16="http://schemas.microsoft.com/office/word/2018/wordml" xmlns:w16du="http://schemas.microsoft.com/office/word/2023/wordml/word16du" xmlns:w16sdtdh="http://schemas.microsoft.com/office/word/2020/wordml/sdtdatahash" xmlns:w16se="http://schemas.microsoft.com/office/word/2015/wordml/symex" xmlns:wpg="http://schemas.microsoft.com/office/word/2010/wordprocessingGroup" xmlns:wpi="http://schemas.microsoft.com/office/word/2010/wordprocessingInk" xmlns:wne="http://schemas.microsoft.com/office/word/2006/wordml" xmlns:wps="http://schemas.microsoft.com/office/word/2010/wordprocessingShape" mc:Ignorable="w14 w15 w16se w16cid w16 w16cex w16sdtdh w16du wp14">
+<w:numbering xmlns:wpc="http://schemas.microsoft.com/office/word/2010/wordprocessingCanvas" xmlns:cx="http://schemas.microsoft.com/office/drawing/2014/chartex" xmlns:cx1="http://schemas.microsoft.com/office/drawing/2015/9/8/chartex" xmlns:cx2="http://schemas.microsoft.com/office/drawing/2015/10/21/chartex" xmlns:cx3="http://schemas.microsoft.com/office/drawing/2016/5/9/chartex" xmlns:cx4="http://schemas.microsoft.com/office/drawing/2016/5/10/chartex" xmlns:cx5="http://schemas.microsoft.com/office/drawing/2016/5/11/chartex" xmlns:cx6="http://schemas.microsoft.com/office/drawing/2016/5/12/chartex" xmlns:cx7="http://schemas.microsoft.com/office/drawing/2016/5/13/chartex" xmlns:cx8="http://schemas.microsoft.com/office/drawing/2016/5/14/chartex" xmlns:mc="http://schemas.openxmlformats.org/markup-compatibility/2006" xmlns:aink="http://schemas.microsoft.com/office/drawing/2016/ink" xmlns:am3d="http://schemas.microsoft.com/office/drawing/2017/model3d" xmlns:o="urn:schemas-microsoft-com:office:office" xmlns:oel="http://schemas.microsoft.com/office/2019/extlst" xmlns:r="http://schemas.openxmlformats.org/officeDocument/2006/relationships" xmlns:m="http://schemas.openxmlformats.org/officeDocument/2006/math" xmlns:v="urn:schemas-microsoft-com:vml" xmlns:wp14="http://schemas.microsoft.com/office/word/2010/wordprocessingDrawing" xmlns:wp="http://schemas.openxmlformats.org/drawingml/2006/wordprocessingDrawing" xmlns:w10="urn:schemas-microsoft-com:office:word" xmlns:w="http://schemas.openxmlformats.org/wordprocessingml/2006/main" xmlns:w14="http://schemas.microsoft.com/office/word/2010/wordml" xmlns:w15="http://schemas.microsoft.com/office/word/2012/wordml" xmlns:w16cex="http://schemas.microsoft.com/office/word/2018/wordml/cex" xmlns:w16cid="http://schemas.microsoft.com/office/word/2016/wordml/cid" xmlns:w16="http://schemas.microsoft.com/office/word/2018/wordml" xmlns:w16sdtdh="http://schemas.microsoft.com/office/word/2020/wordml/sdtdatahash" xmlns:w16se="http://schemas.microsoft.com/office/word/2015/wordml/symex" xmlns:wpg="http://schemas.microsoft.com/office/word/2010/wordprocessingGroup" xmlns:wpi="http://schemas.microsoft.com/office/word/2010/wordprocessingInk" xmlns:wne="http://schemas.microsoft.com/office/word/2006/wordml" xmlns:wps="http://schemas.microsoft.com/office/word/2010/wordprocessingShape" mc:Ignorable="w14 w15 w16se w16cid w16 w16cex w16sdtdh wp14">
   <w:abstractNum w:abstractNumId="0" w15:restartNumberingAfterBreak="0">
     <w:nsid w:val="0656449C"/>
     <w:multiLevelType w:val="hybridMultilevel"/>
@@ -4615,7 +4838,7 @@
 </file>
 
 <file path=word/styles.xml><?xml version="1.0" encoding="utf-8"?>
-<w:styles xmlns:mc="http://schemas.openxmlformats.org/markup-compatibility/2006" xmlns:r="http://schemas.openxmlformats.org/officeDocument/2006/relationships" xmlns:w="http://schemas.openxmlformats.org/wordprocessingml/2006/main" xmlns:w14="http://schemas.microsoft.com/office/word/2010/wordml" xmlns:w15="http://schemas.microsoft.com/office/word/2012/wordml" xmlns:w16cex="http://schemas.microsoft.com/office/word/2018/wordml/cex" xmlns:w16cid="http://schemas.microsoft.com/office/word/2016/wordml/cid" xmlns:w16="http://schemas.microsoft.com/office/word/2018/wordml" xmlns:w16du="http://schemas.microsoft.com/office/word/2023/wordml/word16du" xmlns:w16sdtdh="http://schemas.microsoft.com/office/word/2020/wordml/sdtdatahash" xmlns:w16se="http://schemas.microsoft.com/office/word/2015/wordml/symex" mc:Ignorable="w14 w15 w16se w16cid w16 w16cex w16sdtdh w16du">
+<w:styles xmlns:mc="http://schemas.openxmlformats.org/markup-compatibility/2006" xmlns:r="http://schemas.openxmlformats.org/officeDocument/2006/relationships" xmlns:w="http://schemas.openxmlformats.org/wordprocessingml/2006/main" xmlns:w14="http://schemas.microsoft.com/office/word/2010/wordml" xmlns:w15="http://schemas.microsoft.com/office/word/2012/wordml" xmlns:w16cex="http://schemas.microsoft.com/office/word/2018/wordml/cex" xmlns:w16cid="http://schemas.microsoft.com/office/word/2016/wordml/cid" xmlns:w16="http://schemas.microsoft.com/office/word/2018/wordml" xmlns:w16sdtdh="http://schemas.microsoft.com/office/word/2020/wordml/sdtdatahash" xmlns:w16se="http://schemas.microsoft.com/office/word/2015/wordml/symex" mc:Ignorable="w14 w15 w16se w16cid w16 w16cex w16sdtdh">
   <w:docDefaults>
     <w:rPrDefault>
       <w:rPr>

--- a/project/kepegawaian/surat keterangan kepegawaian/surat4.docx
+++ b/project/kepegawaian/surat keterangan kepegawaian/surat4.docx
@@ -45,24 +45,24 @@
         <w:rPr>
           <w:rFonts w:ascii="Times New Roman" w:hAnsi="Times New Roman" w:cs="Times New Roman"/>
           <w:noProof/>
-          <w:sz w:val="28"/>
-          <w:szCs w:val="28"/>
+          <w:sz w:val="24"/>
+          <w:szCs w:val="24"/>
         </w:rPr>
         <w:t xml:space="preserve">Nomor :   </w:t>
       </w:r>
       <w:r>
         <w:rPr>
           <w:rFonts w:ascii="Times New Roman" w:hAnsi="Times New Roman"/>
-          <w:sz w:val="28"/>
-          <w:szCs w:val="28"/>
+          <w:sz w:val="24"/>
+          <w:szCs w:val="24"/>
         </w:rPr>
         <w:t xml:space="preserve">     /KET/DIR/III.6.AU/PKUSKH/</w:t>
       </w:r>
       <w:r>
         <w:rPr>
           <w:rFonts w:ascii="Times New Roman" w:hAnsi="Times New Roman"/>
-          <w:sz w:val="28"/>
-          <w:szCs w:val="28"/>
+          <w:sz w:val="24"/>
+          <w:szCs w:val="24"/>
           <w:lang w:val="en-US"/>
         </w:rPr>
         <w:t>${</w:t>
@@ -71,8 +71,8 @@
       <w:r>
         <w:rPr>
           <w:rFonts w:ascii="Times New Roman" w:hAnsi="Times New Roman"/>
-          <w:sz w:val="28"/>
-          <w:szCs w:val="28"/>
+          <w:sz w:val="24"/>
+          <w:szCs w:val="24"/>
           <w:lang w:val="en-US"/>
         </w:rPr>
         <w:t>th_surat</w:t>
@@ -81,8 +81,8 @@
       <w:r>
         <w:rPr>
           <w:rFonts w:ascii="Times New Roman" w:hAnsi="Times New Roman"/>
-          <w:sz w:val="28"/>
-          <w:szCs w:val="28"/>
+          <w:sz w:val="24"/>
+          <w:szCs w:val="24"/>
           <w:lang w:val="en-US"/>
         </w:rPr>
         <w:t>}</w:t>
